--- a/Java IO Input and Output operations.docx
+++ b/Java IO Input and Output operations.docx
@@ -974,7 +974,12 @@
     </w:p>
     <w:p>
       <w:r>
-        <w:t xml:space="preserve">            Object</w:t>
+        <w:t xml:space="preserve">          </w:t>
+      </w:r>
+    </w:p>
+    <w:p>
+      <w:r>
+        <w:t xml:space="preserve">  Object</w:t>
       </w:r>
     </w:p>
     <w:p>
@@ -1151,12 +1156,12 @@
         </w:numPr>
       </w:pPr>
       <w:r>
+        <w:lastRenderedPageBreak/>
         <w:t>Reason for NIO introduction later</w:t>
       </w:r>
     </w:p>
     <w:p>
       <w:r>
-        <w:lastRenderedPageBreak/>
         <w:pict w14:anchorId="67510C65">
           <v:rect id="_x0000_i1037" style="width:0;height:1.5pt" o:hralign="center" o:hrstd="t" o:hr="t" fillcolor="#a0a0a0" stroked="f"/>
         </w:pict>
@@ -1443,6 +1448,7 @@
     </w:p>
     <w:p>
       <w:r>
+        <w:lastRenderedPageBreak/>
         <w:t xml:space="preserve">As </w:t>
       </w:r>
       <w:r>
@@ -1455,7 +1461,6 @@
     </w:p>
     <w:p>
       <w:r>
-        <w:lastRenderedPageBreak/>
         <w:t>File f = new File("data.txt"</w:t>
       </w:r>
       <w:proofErr w:type="gramStart"/>
@@ -1780,12 +1785,12 @@
     </w:p>
     <w:p>
       <w:r>
+        <w:lastRenderedPageBreak/>
         <w:t>Interview insight:</w:t>
       </w:r>
     </w:p>
     <w:p>
       <w:r>
-        <w:lastRenderedPageBreak/>
         <w:t xml:space="preserve">Scanner = convenience, </w:t>
       </w:r>
       <w:proofErr w:type="spellStart"/>
@@ -2245,6 +2250,7 @@
     </w:p>
     <w:p>
       <w:r>
+        <w:lastRenderedPageBreak/>
         <w:pict w14:anchorId="452E468F">
           <v:rect id="_x0000_i1047" style="width:0;height:1.5pt" o:hralign="center" o:hrstd="t" o:hr="t" fillcolor="#a0a0a0" stroked="f"/>
         </w:pict>
@@ -2262,7 +2268,6 @@
           <w:b/>
           <w:bCs/>
         </w:rPr>
-        <w:lastRenderedPageBreak/>
         <w:t>ONE-LINE INTERVIEW SUMMARY</w:t>
       </w:r>
     </w:p>
@@ -2275,6 +2280,9 @@
     <w:p/>
     <w:p>
       <w:r>
+        <w:rPr>
+          <w:noProof/>
+        </w:rPr>
         <mc:AlternateContent>
           <mc:Choice Requires="wps">
             <w:drawing>
@@ -2345,6 +2353,9 @@
     </w:p>
     <w:p>
       <w:r>
+        <w:rPr>
+          <w:noProof/>
+        </w:rPr>
         <w:drawing>
           <wp:inline distT="0" distB="0" distL="0" distR="0" wp14:anchorId="5293816D" wp14:editId="656EF18F">
             <wp:extent cx="2717800" cy="3765550"/>
@@ -2397,6 +2408,9 @@
     </w:p>
     <w:p>
       <w:r>
+        <w:rPr>
+          <w:noProof/>
+        </w:rPr>
         <mc:AlternateContent>
           <mc:Choice Requires="wps">
             <w:drawing>
@@ -2468,7 +2482,7 @@
     <w:p>
       <w:r>
         <w:pict w14:anchorId="48C12831">
-          <v:rect id="_x0000_i1460" style="width:0;height:1.5pt" o:hralign="center" o:hrstd="t" o:hr="t" fillcolor="#a0a0a0" stroked="f"/>
+          <v:rect id="_x0000_i1048" style="width:0;height:1.5pt" o:hralign="center" o:hrstd="t" o:hr="t" fillcolor="#a0a0a0" stroked="f"/>
         </w:pict>
       </w:r>
     </w:p>
@@ -2490,7 +2504,7 @@
     <w:p>
       <w:r>
         <w:pict w14:anchorId="352FABDB">
-          <v:rect id="_x0000_i1461" style="width:0;height:1.5pt" o:hralign="center" o:hrstd="t" o:hr="t" fillcolor="#a0a0a0" stroked="f"/>
+          <v:rect id="_x0000_i1049" style="width:0;height:1.5pt" o:hralign="center" o:hrstd="t" o:hr="t" fillcolor="#a0a0a0" stroked="f"/>
         </w:pict>
       </w:r>
     </w:p>
@@ -2553,6 +2567,7 @@
         </w:numPr>
       </w:pPr>
       <w:r>
+        <w:lastRenderedPageBreak/>
         <w:t>Base abstract classes:</w:t>
       </w:r>
     </w:p>
@@ -2565,7 +2580,6 @@
       </w:pPr>
       <w:proofErr w:type="spellStart"/>
       <w:r>
-        <w:lastRenderedPageBreak/>
         <w:t>InputStream</w:t>
       </w:r>
       <w:proofErr w:type="spellEnd"/>
@@ -2610,7 +2624,7 @@
     <w:p>
       <w:r>
         <w:pict w14:anchorId="00E0B20D">
-          <v:rect id="_x0000_i1462" style="width:0;height:1.5pt" o:hralign="center" o:hrstd="t" o:hr="t" fillcolor="#a0a0a0" stroked="f"/>
+          <v:rect id="_x0000_i1050" style="width:0;height:1.5pt" o:hralign="center" o:hrstd="t" o:hr="t" fillcolor="#a0a0a0" stroked="f"/>
         </w:pict>
       </w:r>
     </w:p>
@@ -2695,7 +2709,7 @@
     <w:p>
       <w:r>
         <w:pict w14:anchorId="471B46C2">
-          <v:rect id="_x0000_i1463" style="width:0;height:1.5pt" o:hralign="center" o:hrstd="t" o:hr="t" fillcolor="#a0a0a0" stroked="f"/>
+          <v:rect id="_x0000_i1051" style="width:0;height:1.5pt" o:hralign="center" o:hrstd="t" o:hr="t" fillcolor="#a0a0a0" stroked="f"/>
         </w:pict>
       </w:r>
     </w:p>
@@ -2852,7 +2866,7 @@
     <w:p>
       <w:r>
         <w:pict w14:anchorId="7C76567E">
-          <v:rect id="_x0000_i1464" style="width:0;height:1.5pt" o:hralign="center" o:hrstd="t" o:hr="t" fillcolor="#a0a0a0" stroked="f"/>
+          <v:rect id="_x0000_i1052" style="width:0;height:1.5pt" o:hralign="center" o:hrstd="t" o:hr="t" fillcolor="#a0a0a0" stroked="f"/>
         </w:pict>
       </w:r>
     </w:p>
@@ -2939,14 +2953,14 @@
         </w:numPr>
       </w:pPr>
       <w:r>
+        <w:lastRenderedPageBreak/>
         <w:t>Blocking I/O</w:t>
       </w:r>
     </w:p>
     <w:p>
       <w:r>
-        <w:lastRenderedPageBreak/>
         <w:pict w14:anchorId="62E11928">
-          <v:rect id="_x0000_i1465" style="width:0;height:1.5pt" o:hralign="center" o:hrstd="t" o:hr="t" fillcolor="#a0a0a0" stroked="f"/>
+          <v:rect id="_x0000_i1053" style="width:0;height:1.5pt" o:hralign="center" o:hrstd="t" o:hr="t" fillcolor="#a0a0a0" stroked="f"/>
         </w:pict>
       </w:r>
     </w:p>
@@ -2995,7 +3009,6 @@
         <w:t>;</w:t>
       </w:r>
     </w:p>
-    <w:p/>
     <w:p>
       <w:r>
         <w:t xml:space="preserve">public class </w:t>
@@ -3038,7 +3051,6 @@
         <w:t xml:space="preserve"> {</w:t>
       </w:r>
     </w:p>
-    <w:p/>
     <w:p>
       <w:r>
         <w:t xml:space="preserve">        </w:t>
@@ -3091,7 +3103,6 @@
       </w:r>
       <w:proofErr w:type="gramEnd"/>
     </w:p>
-    <w:p/>
     <w:p>
       <w:r>
         <w:t xml:space="preserve">        while ((data = </w:t>
@@ -3114,6 +3125,13 @@
       <w:r>
         <w:t>= -1) {</w:t>
       </w:r>
+      <w:r>
+        <w:tab/>
+      </w:r>
+      <w:r>
+        <w:tab/>
+        <w:t>-1 EOF</w:t>
+      </w:r>
     </w:p>
     <w:p>
       <w:r>
@@ -3138,7 +3156,6 @@
         <w:t xml:space="preserve">        }</w:t>
       </w:r>
     </w:p>
-    <w:p/>
     <w:p>
       <w:r>
         <w:t xml:space="preserve">        </w:t>
@@ -3217,7 +3234,7 @@
     <w:p>
       <w:r>
         <w:pict w14:anchorId="708EF742">
-          <v:rect id="_x0000_i1466" style="width:0;height:1.5pt" o:hralign="center" o:hrstd="t" o:hr="t" fillcolor="#a0a0a0" stroked="f"/>
+          <v:rect id="_x0000_i1054" style="width:0;height:1.5pt" o:hralign="center" o:hrstd="t" o:hr="t" fillcolor="#a0a0a0" stroked="f"/>
         </w:pict>
       </w:r>
     </w:p>
@@ -3266,137 +3283,183 @@
         <w:t>;</w:t>
       </w:r>
     </w:p>
+    <w:p>
+      <w:r>
+        <w:t xml:space="preserve">public class </w:t>
+      </w:r>
+      <w:proofErr w:type="spellStart"/>
+      <w:r>
+        <w:t>FileInputStreamBlock</w:t>
+      </w:r>
+      <w:proofErr w:type="spellEnd"/>
+      <w:r>
+        <w:t xml:space="preserve"> {</w:t>
+      </w:r>
+    </w:p>
+    <w:p>
+      <w:r>
+        <w:t xml:space="preserve">    public static void </w:t>
+      </w:r>
+      <w:proofErr w:type="gramStart"/>
+      <w:r>
+        <w:t>main(String[</w:t>
+      </w:r>
+      <w:proofErr w:type="gramEnd"/>
+      <w:r>
+        <w:t xml:space="preserve">] </w:t>
+      </w:r>
+      <w:proofErr w:type="spellStart"/>
+      <w:r>
+        <w:t>args</w:t>
+      </w:r>
+      <w:proofErr w:type="spellEnd"/>
+      <w:r>
+        <w:t xml:space="preserve">) throws </w:t>
+      </w:r>
+      <w:proofErr w:type="spellStart"/>
+      <w:r>
+        <w:t>IOException</w:t>
+      </w:r>
+      <w:proofErr w:type="spellEnd"/>
+      <w:r>
+        <w:t xml:space="preserve"> {</w:t>
+      </w:r>
+    </w:p>
     <w:p/>
     <w:p>
       <w:r>
-        <w:t xml:space="preserve">public class </w:t>
-      </w:r>
-      <w:proofErr w:type="spellStart"/>
-      <w:r>
-        <w:t>FileInputStreamBlock</w:t>
-      </w:r>
-      <w:proofErr w:type="spellEnd"/>
-      <w:r>
-        <w:t xml:space="preserve"> {</w:t>
-      </w:r>
-    </w:p>
-    <w:p>
-      <w:r>
-        <w:t xml:space="preserve">    public static void </w:t>
-      </w:r>
-      <w:proofErr w:type="gramStart"/>
-      <w:r>
-        <w:t>main(String[</w:t>
-      </w:r>
-      <w:proofErr w:type="gramEnd"/>
-      <w:r>
-        <w:t xml:space="preserve">] </w:t>
-      </w:r>
-      <w:proofErr w:type="spellStart"/>
-      <w:r>
-        <w:t>args</w:t>
-      </w:r>
-      <w:proofErr w:type="spellEnd"/>
-      <w:r>
-        <w:t xml:space="preserve">) throws </w:t>
-      </w:r>
-      <w:proofErr w:type="spellStart"/>
-      <w:r>
-        <w:t>IOException</w:t>
-      </w:r>
-      <w:proofErr w:type="spellEnd"/>
-      <w:r>
-        <w:t xml:space="preserve"> {</w:t>
-      </w:r>
+        <w:t xml:space="preserve">        </w:t>
+      </w:r>
+      <w:proofErr w:type="spellStart"/>
+      <w:r>
+        <w:t>FileInputStream</w:t>
+      </w:r>
+      <w:proofErr w:type="spellEnd"/>
+      <w:r>
+        <w:t xml:space="preserve"> </w:t>
+      </w:r>
+      <w:proofErr w:type="spellStart"/>
+      <w:r>
+        <w:t>fis</w:t>
+      </w:r>
+      <w:proofErr w:type="spellEnd"/>
+      <w:r>
+        <w:t xml:space="preserve"> = new </w:t>
+      </w:r>
+      <w:proofErr w:type="spellStart"/>
+      <w:r>
+        <w:t>FileInputStream</w:t>
+      </w:r>
+      <w:proofErr w:type="spellEnd"/>
+      <w:r>
+        <w:t>("</w:t>
+      </w:r>
+      <w:proofErr w:type="spellStart"/>
+      <w:r>
+        <w:t>input.bin</w:t>
+      </w:r>
+      <w:proofErr w:type="spellEnd"/>
+      <w:r>
+        <w:t>"</w:t>
+      </w:r>
+      <w:proofErr w:type="gramStart"/>
+      <w:r>
+        <w:t>);</w:t>
+      </w:r>
+      <w:proofErr w:type="gramEnd"/>
+    </w:p>
+    <w:p>
+      <w:r>
+        <w:t xml:space="preserve">        </w:t>
+      </w:r>
+      <w:proofErr w:type="gramStart"/>
+      <w:r>
+        <w:t>byte[</w:t>
+      </w:r>
+      <w:proofErr w:type="gramEnd"/>
+      <w:r>
+        <w:t xml:space="preserve">] buffer = new </w:t>
+      </w:r>
+      <w:proofErr w:type="gramStart"/>
+      <w:r>
+        <w:t>byte[</w:t>
+      </w:r>
+      <w:proofErr w:type="gramEnd"/>
+      <w:r>
+        <w:t>1024</w:t>
+      </w:r>
+      <w:proofErr w:type="gramStart"/>
+      <w:r>
+        <w:t>];</w:t>
+      </w:r>
+      <w:proofErr w:type="gramEnd"/>
+    </w:p>
+    <w:p>
+      <w:r>
+        <w:t xml:space="preserve">        int </w:t>
+      </w:r>
+      <w:proofErr w:type="spellStart"/>
+      <w:proofErr w:type="gramStart"/>
+      <w:r>
+        <w:t>bytesRead</w:t>
+      </w:r>
+      <w:proofErr w:type="spellEnd"/>
+      <w:r>
+        <w:t>;</w:t>
+      </w:r>
+      <w:proofErr w:type="gramEnd"/>
     </w:p>
     <w:p/>
     <w:p>
       <w:r>
-        <w:t xml:space="preserve">        </w:t>
-      </w:r>
-      <w:proofErr w:type="spellStart"/>
-      <w:r>
-        <w:t>FileInputStream</w:t>
-      </w:r>
-      <w:proofErr w:type="spellEnd"/>
-      <w:r>
-        <w:t xml:space="preserve"> </w:t>
-      </w:r>
-      <w:proofErr w:type="spellStart"/>
-      <w:r>
-        <w:t>fis</w:t>
-      </w:r>
-      <w:proofErr w:type="spellEnd"/>
-      <w:r>
-        <w:t xml:space="preserve"> = new </w:t>
-      </w:r>
-      <w:proofErr w:type="spellStart"/>
-      <w:r>
-        <w:t>FileInputStream</w:t>
-      </w:r>
-      <w:proofErr w:type="spellEnd"/>
-      <w:r>
-        <w:t>("</w:t>
-      </w:r>
-      <w:proofErr w:type="spellStart"/>
-      <w:r>
-        <w:t>input.bin</w:t>
-      </w:r>
-      <w:proofErr w:type="spellEnd"/>
-      <w:r>
-        <w:t>"</w:t>
-      </w:r>
-      <w:proofErr w:type="gramStart"/>
-      <w:r>
-        <w:t>);</w:t>
-      </w:r>
-      <w:proofErr w:type="gramEnd"/>
-    </w:p>
-    <w:p>
-      <w:r>
-        <w:t xml:space="preserve">        </w:t>
-      </w:r>
-      <w:proofErr w:type="gramStart"/>
-      <w:r>
-        <w:t>byte[</w:t>
-      </w:r>
-      <w:proofErr w:type="gramEnd"/>
-      <w:r>
-        <w:t xml:space="preserve">] buffer = new </w:t>
-      </w:r>
-      <w:proofErr w:type="gramStart"/>
-      <w:r>
-        <w:t>byte[</w:t>
-      </w:r>
-      <w:proofErr w:type="gramEnd"/>
-      <w:r>
-        <w:t>1024</w:t>
-      </w:r>
-      <w:proofErr w:type="gramStart"/>
-      <w:r>
-        <w:t>];</w:t>
-      </w:r>
-      <w:proofErr w:type="gramEnd"/>
-    </w:p>
-    <w:p>
-      <w:r>
-        <w:t xml:space="preserve">        int </w:t>
-      </w:r>
-      <w:proofErr w:type="spellStart"/>
-      <w:proofErr w:type="gramStart"/>
+        <w:t xml:space="preserve">        while ((</w:t>
+      </w:r>
+      <w:proofErr w:type="spellStart"/>
       <w:r>
         <w:t>bytesRead</w:t>
       </w:r>
       <w:proofErr w:type="spellEnd"/>
       <w:r>
-        <w:t>;</w:t>
-      </w:r>
-      <w:proofErr w:type="gramEnd"/>
-    </w:p>
-    <w:p/>
-    <w:p>
-      <w:r>
-        <w:t xml:space="preserve">        while ((</w:t>
+        <w:t xml:space="preserve"> = </w:t>
+      </w:r>
+      <w:proofErr w:type="spellStart"/>
+      <w:proofErr w:type="gramStart"/>
+      <w:r>
+        <w:t>fis.read</w:t>
+      </w:r>
+      <w:proofErr w:type="spellEnd"/>
+      <w:proofErr w:type="gramEnd"/>
+      <w:r>
+        <w:t>(buffer)</w:t>
+      </w:r>
+      <w:proofErr w:type="gramStart"/>
+      <w:r>
+        <w:t>) !</w:t>
+      </w:r>
+      <w:proofErr w:type="gramEnd"/>
+      <w:r>
+        <w:t>= -1) {</w:t>
+      </w:r>
+    </w:p>
+    <w:p>
+      <w:r>
+        <w:t xml:space="preserve">            for (int </w:t>
+      </w:r>
+      <w:proofErr w:type="spellStart"/>
+      <w:r>
+        <w:t>i</w:t>
+      </w:r>
+      <w:proofErr w:type="spellEnd"/>
+      <w:r>
+        <w:t xml:space="preserve"> = 0; </w:t>
+      </w:r>
+      <w:proofErr w:type="spellStart"/>
+      <w:r>
+        <w:t>i</w:t>
+      </w:r>
+      <w:proofErr w:type="spellEnd"/>
+      <w:r>
+        <w:t xml:space="preserve"> &lt; </w:t>
       </w:r>
       <w:proofErr w:type="spellStart"/>
       <w:r>
@@ -3404,62 +3467,7 @@
       </w:r>
       <w:proofErr w:type="spellEnd"/>
       <w:r>
-        <w:t xml:space="preserve"> = </w:t>
-      </w:r>
-      <w:proofErr w:type="spellStart"/>
-      <w:proofErr w:type="gramStart"/>
-      <w:r>
-        <w:t>fis.read</w:t>
-      </w:r>
-      <w:proofErr w:type="spellEnd"/>
-      <w:proofErr w:type="gramEnd"/>
-      <w:r>
-        <w:t>(buffer)</w:t>
-      </w:r>
-      <w:proofErr w:type="gramStart"/>
-      <w:r>
-        <w:t>) !</w:t>
-      </w:r>
-      <w:proofErr w:type="gramEnd"/>
-      <w:r>
-        <w:t>= -1) {</w:t>
-      </w:r>
-    </w:p>
-    <w:p>
-      <w:r>
-        <w:t xml:space="preserve">            for (int </w:t>
-      </w:r>
-      <w:proofErr w:type="spellStart"/>
-      <w:r>
-        <w:t>i</w:t>
-      </w:r>
-      <w:proofErr w:type="spellEnd"/>
-      <w:r>
-        <w:t xml:space="preserve"> = 0; </w:t>
-      </w:r>
-      <w:proofErr w:type="spellStart"/>
-      <w:r>
-        <w:t>i</w:t>
-      </w:r>
-      <w:proofErr w:type="spellEnd"/>
-      <w:r>
-        <w:t xml:space="preserve"> &lt; </w:t>
-      </w:r>
-      <w:proofErr w:type="spellStart"/>
-      <w:r>
-        <w:t>bytesRead</w:t>
-      </w:r>
-      <w:proofErr w:type="spellEnd"/>
-      <w:r>
-        <w:t xml:space="preserve">; </w:t>
-      </w:r>
-      <w:proofErr w:type="spellStart"/>
-      <w:r>
-        <w:t>i</w:t>
-      </w:r>
-      <w:proofErr w:type="spellEnd"/>
-      <w:r>
-        <w:t>++) {</w:t>
+        <w:t>; i++) {</w:t>
       </w:r>
     </w:p>
     <w:p>
@@ -3554,7 +3562,7 @@
     <w:p>
       <w:r>
         <w:pict w14:anchorId="37B0961D">
-          <v:rect id="_x0000_i1467" style="width:0;height:1.5pt" o:hralign="center" o:hrstd="t" o:hr="t" fillcolor="#a0a0a0" stroked="f"/>
+          <v:rect id="_x0000_i1055" style="width:0;height:1.5pt" o:hralign="center" o:hrstd="t" o:hr="t" fillcolor="#a0a0a0" stroked="f"/>
         </w:pict>
       </w:r>
     </w:p>
@@ -3647,7 +3655,7 @@
     <w:p>
       <w:r>
         <w:pict w14:anchorId="0C7BA92F">
-          <v:rect id="_x0000_i1468" style="width:0;height:1.5pt" o:hralign="center" o:hrstd="t" o:hr="t" fillcolor="#a0a0a0" stroked="f"/>
+          <v:rect id="_x0000_i1056" style="width:0;height:1.5pt" o:hralign="center" o:hrstd="t" o:hr="t" fillcolor="#a0a0a0" stroked="f"/>
         </w:pict>
       </w:r>
     </w:p>
@@ -3712,39 +3720,599 @@
     </w:p>
     <w:p>
       <w:r>
+        <w:t xml:space="preserve">    public static void </w:t>
+      </w:r>
+      <w:proofErr w:type="gramStart"/>
+      <w:r>
+        <w:t>main(String[</w:t>
+      </w:r>
+      <w:proofErr w:type="gramEnd"/>
+      <w:r>
+        <w:t xml:space="preserve">] </w:t>
+      </w:r>
+      <w:proofErr w:type="spellStart"/>
+      <w:r>
+        <w:t>args</w:t>
+      </w:r>
+      <w:proofErr w:type="spellEnd"/>
+      <w:r>
+        <w:t xml:space="preserve">) throws </w:t>
+      </w:r>
+      <w:proofErr w:type="spellStart"/>
+      <w:r>
+        <w:t>IOException</w:t>
+      </w:r>
+      <w:proofErr w:type="spellEnd"/>
+      <w:r>
+        <w:t xml:space="preserve"> {</w:t>
+      </w:r>
+    </w:p>
+    <w:p/>
+    <w:p>
+      <w:r>
+        <w:t xml:space="preserve">        </w:t>
+      </w:r>
+      <w:proofErr w:type="spellStart"/>
+      <w:r>
+        <w:t>FileOutputStream</w:t>
+      </w:r>
+      <w:proofErr w:type="spellEnd"/>
+      <w:r>
+        <w:t xml:space="preserve"> </w:t>
+      </w:r>
+      <w:proofErr w:type="spellStart"/>
+      <w:r>
+        <w:t>fos</w:t>
+      </w:r>
+      <w:proofErr w:type="spellEnd"/>
+      <w:r>
+        <w:t xml:space="preserve"> = new </w:t>
+      </w:r>
+      <w:proofErr w:type="spellStart"/>
+      <w:r>
+        <w:t>FileOutputStream</w:t>
+      </w:r>
+      <w:proofErr w:type="spellEnd"/>
+      <w:r>
+        <w:t>("</w:t>
+      </w:r>
+      <w:proofErr w:type="spellStart"/>
+      <w:r>
+        <w:t>output.bin</w:t>
+      </w:r>
+      <w:proofErr w:type="spellEnd"/>
+      <w:r>
+        <w:t>"</w:t>
+      </w:r>
+      <w:proofErr w:type="gramStart"/>
+      <w:r>
+        <w:t>);</w:t>
+      </w:r>
+      <w:proofErr w:type="gramEnd"/>
+    </w:p>
+    <w:p>
+      <w:r>
+        <w:t xml:space="preserve">       </w:t>
+      </w:r>
+    </w:p>
+    <w:p>
+      <w:r>
         <w:lastRenderedPageBreak/>
-        <w:t xml:space="preserve">    public static void </w:t>
-      </w:r>
-      <w:proofErr w:type="gramStart"/>
-      <w:r>
-        <w:t>main(String[</w:t>
-      </w:r>
-      <w:proofErr w:type="gramEnd"/>
-      <w:r>
-        <w:t xml:space="preserve">] </w:t>
-      </w:r>
-      <w:proofErr w:type="spellStart"/>
-      <w:r>
-        <w:t>args</w:t>
-      </w:r>
-      <w:proofErr w:type="spellEnd"/>
-      <w:r>
-        <w:t xml:space="preserve">) throws </w:t>
-      </w:r>
-      <w:proofErr w:type="spellStart"/>
-      <w:r>
-        <w:t>IOException</w:t>
-      </w:r>
-      <w:proofErr w:type="spellEnd"/>
-      <w:r>
-        <w:t xml:space="preserve"> {</w:t>
-      </w:r>
+        <w:tab/>
+      </w:r>
+      <w:proofErr w:type="spellStart"/>
+      <w:r>
+        <w:t>System.out.println</w:t>
+      </w:r>
+      <w:proofErr w:type="spellEnd"/>
+      <w:r>
+        <w:t>(65</w:t>
+      </w:r>
+      <w:proofErr w:type="gramStart"/>
+      <w:r>
+        <w:t>);</w:t>
+      </w:r>
+      <w:proofErr w:type="gramEnd"/>
+    </w:p>
+    <w:p>
+      <w:r>
+        <w:tab/>
+      </w:r>
+      <w:proofErr w:type="spellStart"/>
+      <w:r>
+        <w:t>System.out.println</w:t>
+      </w:r>
+      <w:proofErr w:type="spellEnd"/>
+      <w:r>
+        <w:t>((char)</w:t>
+      </w:r>
+      <w:proofErr w:type="spellStart"/>
+      <w:r>
+        <w:t>ch</w:t>
+      </w:r>
+      <w:proofErr w:type="spellEnd"/>
+      <w:r>
+        <w:t>);</w:t>
+      </w:r>
+      <w:r>
+        <w:tab/>
+      </w:r>
+      <w:r>
+        <w:tab/>
+        <w:t xml:space="preserve">A </w:t>
+      </w:r>
+      <w:r>
+        <w:t xml:space="preserve"> </w:t>
+      </w:r>
+    </w:p>
+    <w:p>
+      <w:r>
+        <w:t xml:space="preserve">       </w:t>
+      </w:r>
+      <w:proofErr w:type="spellStart"/>
+      <w:proofErr w:type="gramStart"/>
+      <w:r>
+        <w:t>fos.write</w:t>
+      </w:r>
+      <w:proofErr w:type="spellEnd"/>
+      <w:proofErr w:type="gramEnd"/>
+      <w:r>
+        <w:t>(65</w:t>
+      </w:r>
+      <w:proofErr w:type="gramStart"/>
+      <w:r>
+        <w:t>);</w:t>
+      </w:r>
+      <w:proofErr w:type="gramEnd"/>
+    </w:p>
+    <w:p>
+      <w:r>
+        <w:t xml:space="preserve">        </w:t>
+      </w:r>
+      <w:proofErr w:type="spellStart"/>
+      <w:proofErr w:type="gramStart"/>
+      <w:r>
+        <w:t>fos.write</w:t>
+      </w:r>
+      <w:proofErr w:type="spellEnd"/>
+      <w:proofErr w:type="gramEnd"/>
+      <w:r>
+        <w:t>(66</w:t>
+      </w:r>
+      <w:proofErr w:type="gramStart"/>
+      <w:r>
+        <w:t>);</w:t>
+      </w:r>
+      <w:proofErr w:type="gramEnd"/>
+    </w:p>
+    <w:p>
+      <w:r>
+        <w:t xml:space="preserve">        </w:t>
+      </w:r>
+      <w:proofErr w:type="spellStart"/>
+      <w:proofErr w:type="gramStart"/>
+      <w:r>
+        <w:t>fos.write</w:t>
+      </w:r>
+      <w:proofErr w:type="spellEnd"/>
+      <w:proofErr w:type="gramEnd"/>
+      <w:r>
+        <w:t>(67</w:t>
+      </w:r>
+      <w:proofErr w:type="gramStart"/>
+      <w:r>
+        <w:t>);</w:t>
+      </w:r>
+      <w:proofErr w:type="gramEnd"/>
+    </w:p>
+    <w:p>
+      <w:r>
+        <w:tab/>
+      </w:r>
+    </w:p>
+    <w:p>
+      <w:r>
+        <w:t xml:space="preserve">        </w:t>
+      </w:r>
+      <w:proofErr w:type="spellStart"/>
+      <w:proofErr w:type="gramStart"/>
+      <w:r>
+        <w:t>fos.close</w:t>
+      </w:r>
+      <w:proofErr w:type="spellEnd"/>
+      <w:proofErr w:type="gramEnd"/>
+      <w:r>
+        <w:t>(</w:t>
+      </w:r>
+      <w:proofErr w:type="gramStart"/>
+      <w:r>
+        <w:t>);</w:t>
+      </w:r>
+      <w:proofErr w:type="gramEnd"/>
+    </w:p>
+    <w:p>
+      <w:r>
+        <w:t xml:space="preserve">    }</w:t>
+      </w:r>
+    </w:p>
+    <w:p>
+      <w:r>
+        <w:t>}</w:t>
+      </w:r>
+    </w:p>
+    <w:p>
+      <w:r>
+        <w:t>Writes ASCII bytes: A B C</w:t>
+      </w:r>
+    </w:p>
+    <w:p>
+      <w:r>
+        <w:pict w14:anchorId="7F1630F5">
+          <v:rect id="_x0000_i1057" style="width:0;height:1.5pt" o:hralign="center" o:hrstd="t" o:hr="t" fillcolor="#a0a0a0" stroked="f"/>
+        </w:pict>
+      </w:r>
+    </w:p>
+    <w:p>
+      <w:pPr>
+        <w:rPr>
+          <w:b/>
+          <w:bCs/>
+        </w:rPr>
+      </w:pPr>
+      <w:r>
+        <w:rPr>
+          <w:b/>
+          <w:bCs/>
+        </w:rPr>
+        <w:t>Append Mode</w:t>
+      </w:r>
+    </w:p>
+    <w:p>
+      <w:proofErr w:type="spellStart"/>
+      <w:r>
+        <w:t>FileOutputStream</w:t>
+      </w:r>
+      <w:proofErr w:type="spellEnd"/>
+      <w:r>
+        <w:t xml:space="preserve"> </w:t>
+      </w:r>
+      <w:proofErr w:type="spellStart"/>
+      <w:r>
+        <w:t>fos</w:t>
+      </w:r>
+      <w:proofErr w:type="spellEnd"/>
+      <w:r>
+        <w:t xml:space="preserve"> = new </w:t>
+      </w:r>
+      <w:proofErr w:type="spellStart"/>
+      <w:proofErr w:type="gramStart"/>
+      <w:r>
+        <w:t>FileOutputStream</w:t>
+      </w:r>
+      <w:proofErr w:type="spellEnd"/>
+      <w:r>
+        <w:t>(</w:t>
+      </w:r>
+      <w:proofErr w:type="gramEnd"/>
+      <w:r>
+        <w:t>"</w:t>
+      </w:r>
+      <w:proofErr w:type="spellStart"/>
+      <w:r>
+        <w:t>output.bin</w:t>
+      </w:r>
+      <w:proofErr w:type="spellEnd"/>
+      <w:r>
+        <w:t>", true</w:t>
+      </w:r>
+      <w:proofErr w:type="gramStart"/>
+      <w:r>
+        <w:t>);</w:t>
+      </w:r>
+      <w:proofErr w:type="gramEnd"/>
+    </w:p>
+    <w:p>
+      <w:r>
+        <w:pict w14:anchorId="116132C0">
+          <v:rect id="_x0000_i1058" style="width:0;height:1.5pt" o:hralign="center" o:hrstd="t" o:hr="t" fillcolor="#a0a0a0" stroked="f"/>
+        </w:pict>
+      </w:r>
+    </w:p>
+    <w:p>
+      <w:pPr>
+        <w:rPr>
+          <w:b/>
+          <w:bCs/>
+        </w:rPr>
+      </w:pPr>
+      <w:r>
+        <w:rPr>
+          <w:b/>
+          <w:bCs/>
+        </w:rPr>
+        <w:t>Write Byte Array</w:t>
+      </w:r>
+    </w:p>
+    <w:p>
+      <w:proofErr w:type="gramStart"/>
+      <w:r>
+        <w:t>byte[</w:t>
+      </w:r>
+      <w:proofErr w:type="gramEnd"/>
+      <w:r>
+        <w:t>] data = {10, 20, 30, 40</w:t>
+      </w:r>
+      <w:proofErr w:type="gramStart"/>
+      <w:r>
+        <w:t>};</w:t>
+      </w:r>
+      <w:proofErr w:type="gramEnd"/>
+    </w:p>
+    <w:p>
+      <w:proofErr w:type="spellStart"/>
+      <w:proofErr w:type="gramStart"/>
+      <w:r>
+        <w:t>fos.write</w:t>
+      </w:r>
+      <w:proofErr w:type="spellEnd"/>
+      <w:proofErr w:type="gramEnd"/>
+      <w:r>
+        <w:t>(data</w:t>
+      </w:r>
+      <w:proofErr w:type="gramStart"/>
+      <w:r>
+        <w:t>);</w:t>
+      </w:r>
+      <w:proofErr w:type="gramEnd"/>
+    </w:p>
+    <w:p>
+      <w:r>
+        <w:pict w14:anchorId="58E49A15">
+          <v:rect id="_x0000_i1059" style="width:0;height:1.5pt" o:hralign="center" o:hrstd="t" o:hr="t" fillcolor="#a0a0a0" stroked="f"/>
+        </w:pict>
+      </w:r>
+    </w:p>
+    <w:p>
+      <w:pPr>
+        <w:rPr>
+          <w:b/>
+          <w:bCs/>
+        </w:rPr>
+      </w:pPr>
+      <w:r>
+        <w:rPr>
+          <w:b/>
+          <w:bCs/>
+        </w:rPr>
+        <w:t>6. File Copy (REAL-TIME USE CASE)</w:t>
+      </w:r>
+    </w:p>
+    <w:p>
+      <w:pPr>
+        <w:rPr>
+          <w:b/>
+          <w:bCs/>
+        </w:rPr>
+      </w:pPr>
+      <w:r>
+        <w:rPr>
+          <w:b/>
+          <w:bCs/>
+        </w:rPr>
+        <w:t>Without Buffer (Slow)</w:t>
+      </w:r>
+    </w:p>
+    <w:p>
+      <w:proofErr w:type="spellStart"/>
+      <w:r>
+        <w:t>FileInputStream</w:t>
+      </w:r>
+      <w:proofErr w:type="spellEnd"/>
+      <w:r>
+        <w:t xml:space="preserve"> </w:t>
+      </w:r>
+      <w:proofErr w:type="spellStart"/>
+      <w:r>
+        <w:t>fis</w:t>
+      </w:r>
+      <w:proofErr w:type="spellEnd"/>
+      <w:r>
+        <w:t xml:space="preserve"> = new </w:t>
+      </w:r>
+      <w:proofErr w:type="spellStart"/>
+      <w:r>
+        <w:t>FileInputStream</w:t>
+      </w:r>
+      <w:proofErr w:type="spellEnd"/>
+      <w:r>
+        <w:t>("source.jpg"</w:t>
+      </w:r>
+      <w:proofErr w:type="gramStart"/>
+      <w:r>
+        <w:t>);</w:t>
+      </w:r>
+      <w:proofErr w:type="gramEnd"/>
+    </w:p>
+    <w:p>
+      <w:proofErr w:type="spellStart"/>
+      <w:r>
+        <w:t>FileOutputStream</w:t>
+      </w:r>
+      <w:proofErr w:type="spellEnd"/>
+      <w:r>
+        <w:t xml:space="preserve"> </w:t>
+      </w:r>
+      <w:proofErr w:type="spellStart"/>
+      <w:r>
+        <w:t>fos</w:t>
+      </w:r>
+      <w:proofErr w:type="spellEnd"/>
+      <w:r>
+        <w:t xml:space="preserve"> = new </w:t>
+      </w:r>
+      <w:proofErr w:type="spellStart"/>
+      <w:r>
+        <w:t>FileOutputStream</w:t>
+      </w:r>
+      <w:proofErr w:type="spellEnd"/>
+      <w:r>
+        <w:t>("dest.jpg"</w:t>
+      </w:r>
+      <w:proofErr w:type="gramStart"/>
+      <w:r>
+        <w:t>);</w:t>
+      </w:r>
+      <w:proofErr w:type="gramEnd"/>
     </w:p>
     <w:p/>
     <w:p>
       <w:r>
-        <w:t xml:space="preserve">        </w:t>
-      </w:r>
+        <w:t xml:space="preserve">int </w:t>
+      </w:r>
+      <w:proofErr w:type="gramStart"/>
+      <w:r>
+        <w:t>b;</w:t>
+      </w:r>
+      <w:proofErr w:type="gramEnd"/>
+    </w:p>
+    <w:p>
+      <w:r>
+        <w:t xml:space="preserve">while ((b = </w:t>
+      </w:r>
+      <w:proofErr w:type="spellStart"/>
+      <w:proofErr w:type="gramStart"/>
+      <w:r>
+        <w:t>fis.read</w:t>
+      </w:r>
+      <w:proofErr w:type="spellEnd"/>
+      <w:proofErr w:type="gramEnd"/>
+      <w:r>
+        <w:t>()</w:t>
+      </w:r>
+      <w:proofErr w:type="gramStart"/>
+      <w:r>
+        <w:t>) !</w:t>
+      </w:r>
+      <w:proofErr w:type="gramEnd"/>
+      <w:r>
+        <w:t>= -1) {</w:t>
+      </w:r>
+    </w:p>
+    <w:p>
+      <w:r>
+        <w:t xml:space="preserve">    </w:t>
+      </w:r>
+      <w:proofErr w:type="spellStart"/>
+      <w:proofErr w:type="gramStart"/>
+      <w:r>
+        <w:t>fos.write</w:t>
+      </w:r>
+      <w:proofErr w:type="spellEnd"/>
+      <w:proofErr w:type="gramEnd"/>
+      <w:r>
+        <w:t>(b</w:t>
+      </w:r>
+      <w:proofErr w:type="gramStart"/>
+      <w:r>
+        <w:t>);</w:t>
+      </w:r>
+      <w:proofErr w:type="gramEnd"/>
+    </w:p>
+    <w:p>
+      <w:r>
+        <w:t>}</w:t>
+      </w:r>
+    </w:p>
+    <w:p/>
+    <w:p>
+      <w:proofErr w:type="spellStart"/>
+      <w:proofErr w:type="gramStart"/>
+      <w:r>
+        <w:lastRenderedPageBreak/>
+        <w:t>fis.close</w:t>
+      </w:r>
+      <w:proofErr w:type="spellEnd"/>
+      <w:proofErr w:type="gramEnd"/>
+      <w:r>
+        <w:t>(</w:t>
+      </w:r>
+      <w:proofErr w:type="gramStart"/>
+      <w:r>
+        <w:t>);</w:t>
+      </w:r>
+      <w:proofErr w:type="gramEnd"/>
+    </w:p>
+    <w:p>
+      <w:proofErr w:type="spellStart"/>
+      <w:proofErr w:type="gramStart"/>
+      <w:r>
+        <w:t>fos.close</w:t>
+      </w:r>
+      <w:proofErr w:type="spellEnd"/>
+      <w:proofErr w:type="gramEnd"/>
+      <w:r>
+        <w:t>(</w:t>
+      </w:r>
+      <w:proofErr w:type="gramStart"/>
+      <w:r>
+        <w:t>);</w:t>
+      </w:r>
+      <w:proofErr w:type="gramEnd"/>
+    </w:p>
+    <w:p>
+      <w:r>
+        <w:pict w14:anchorId="54F80985">
+          <v:rect id="_x0000_i1060" style="width:0;height:1.5pt" o:hralign="center" o:hrstd="t" o:hr="t" fillcolor="#a0a0a0" stroked="f"/>
+        </w:pict>
+      </w:r>
+    </w:p>
+    <w:p>
+      <w:pPr>
+        <w:rPr>
+          <w:b/>
+          <w:bCs/>
+        </w:rPr>
+      </w:pPr>
+      <w:r>
+        <w:rPr>
+          <w:b/>
+          <w:bCs/>
+        </w:rPr>
+        <w:t>With Buffer (Fast &amp; Correct Way)</w:t>
+      </w:r>
+    </w:p>
+    <w:p>
+      <w:proofErr w:type="spellStart"/>
+      <w:r>
+        <w:t>FileInputStream</w:t>
+      </w:r>
+      <w:proofErr w:type="spellEnd"/>
+      <w:r>
+        <w:t xml:space="preserve"> </w:t>
+      </w:r>
+      <w:proofErr w:type="spellStart"/>
+      <w:r>
+        <w:t>fis</w:t>
+      </w:r>
+      <w:proofErr w:type="spellEnd"/>
+      <w:r>
+        <w:t xml:space="preserve"> = new </w:t>
+      </w:r>
+      <w:proofErr w:type="spellStart"/>
+      <w:r>
+        <w:t>FileInputStream</w:t>
+      </w:r>
+      <w:proofErr w:type="spellEnd"/>
+      <w:r>
+        <w:t>("source.jpg"</w:t>
+      </w:r>
+      <w:proofErr w:type="gramStart"/>
+      <w:r>
+        <w:t>);</w:t>
+      </w:r>
+      <w:proofErr w:type="gramEnd"/>
+    </w:p>
+    <w:p>
       <w:proofErr w:type="spellStart"/>
       <w:r>
         <w:t>FileOutputStream</w:t>
@@ -3767,15 +4335,7 @@
       </w:r>
       <w:proofErr w:type="spellEnd"/>
       <w:r>
-        <w:t>("</w:t>
-      </w:r>
-      <w:proofErr w:type="spellStart"/>
-      <w:r>
-        <w:t>output.bin</w:t>
-      </w:r>
-      <w:proofErr w:type="spellEnd"/>
-      <w:r>
-        <w:t>"</w:t>
+        <w:t>("dest.jpg"</w:t>
       </w:r>
       <w:proofErr w:type="gramStart"/>
       <w:r>
@@ -3783,9 +4343,80 @@
       </w:r>
       <w:proofErr w:type="gramEnd"/>
     </w:p>
-    <w:p>
-      <w:r>
-        <w:t xml:space="preserve">        </w:t>
+    <w:p/>
+    <w:p>
+      <w:proofErr w:type="gramStart"/>
+      <w:r>
+        <w:t>byte[</w:t>
+      </w:r>
+      <w:proofErr w:type="gramEnd"/>
+      <w:r>
+        <w:t xml:space="preserve">] buffer = new </w:t>
+      </w:r>
+      <w:proofErr w:type="gramStart"/>
+      <w:r>
+        <w:t>byte[</w:t>
+      </w:r>
+      <w:proofErr w:type="gramEnd"/>
+      <w:r>
+        <w:t>4096</w:t>
+      </w:r>
+      <w:proofErr w:type="gramStart"/>
+      <w:r>
+        <w:t>];</w:t>
+      </w:r>
+      <w:proofErr w:type="gramEnd"/>
+    </w:p>
+    <w:p>
+      <w:r>
+        <w:t xml:space="preserve">int </w:t>
+      </w:r>
+      <w:proofErr w:type="spellStart"/>
+      <w:proofErr w:type="gramStart"/>
+      <w:r>
+        <w:t>bytesRead</w:t>
+      </w:r>
+      <w:proofErr w:type="spellEnd"/>
+      <w:r>
+        <w:t>;</w:t>
+      </w:r>
+      <w:proofErr w:type="gramEnd"/>
+    </w:p>
+    <w:p/>
+    <w:p>
+      <w:r>
+        <w:t>while ((</w:t>
+      </w:r>
+      <w:proofErr w:type="spellStart"/>
+      <w:r>
+        <w:t>bytesRead</w:t>
+      </w:r>
+      <w:proofErr w:type="spellEnd"/>
+      <w:r>
+        <w:t xml:space="preserve"> = </w:t>
+      </w:r>
+      <w:proofErr w:type="spellStart"/>
+      <w:proofErr w:type="gramStart"/>
+      <w:r>
+        <w:t>fis.read</w:t>
+      </w:r>
+      <w:proofErr w:type="spellEnd"/>
+      <w:proofErr w:type="gramEnd"/>
+      <w:r>
+        <w:t>(buffer)</w:t>
+      </w:r>
+      <w:proofErr w:type="gramStart"/>
+      <w:r>
+        <w:t>) !</w:t>
+      </w:r>
+      <w:proofErr w:type="gramEnd"/>
+      <w:r>
+        <w:t>= -1) {</w:t>
+      </w:r>
+    </w:p>
+    <w:p>
+      <w:r>
+        <w:t xml:space="preserve">    </w:t>
       </w:r>
       <w:proofErr w:type="spellStart"/>
       <w:proofErr w:type="gramStart"/>
@@ -3795,8 +4426,13 @@
       <w:proofErr w:type="spellEnd"/>
       <w:proofErr w:type="gramEnd"/>
       <w:r>
-        <w:t>(65</w:t>
-      </w:r>
+        <w:t xml:space="preserve">(buffer, 0, </w:t>
+      </w:r>
+      <w:proofErr w:type="spellStart"/>
+      <w:r>
+        <w:t>bytesRead</w:t>
+      </w:r>
+      <w:proofErr w:type="spellEnd"/>
       <w:proofErr w:type="gramStart"/>
       <w:r>
         <w:t>);</w:t>
@@ -3805,17 +4441,20 @@
     </w:p>
     <w:p>
       <w:r>
-        <w:t xml:space="preserve">        </w:t>
-      </w:r>
-      <w:proofErr w:type="spellStart"/>
-      <w:proofErr w:type="gramStart"/>
-      <w:r>
-        <w:t>fos.write</w:t>
-      </w:r>
-      <w:proofErr w:type="spellEnd"/>
-      <w:proofErr w:type="gramEnd"/>
-      <w:r>
-        <w:t>(66</w:t>
+        <w:t>}</w:t>
+      </w:r>
+    </w:p>
+    <w:p/>
+    <w:p>
+      <w:proofErr w:type="spellStart"/>
+      <w:proofErr w:type="gramStart"/>
+      <w:r>
+        <w:t>fis.close</w:t>
+      </w:r>
+      <w:proofErr w:type="spellEnd"/>
+      <w:proofErr w:type="gramEnd"/>
+      <w:r>
+        <w:t>(</w:t>
       </w:r>
       <w:proofErr w:type="gramStart"/>
       <w:r>
@@ -3824,18 +4463,15 @@
       <w:proofErr w:type="gramEnd"/>
     </w:p>
     <w:p>
-      <w:r>
-        <w:t xml:space="preserve">        </w:t>
-      </w:r>
-      <w:proofErr w:type="spellStart"/>
-      <w:proofErr w:type="gramStart"/>
-      <w:r>
-        <w:t>fos.write</w:t>
-      </w:r>
-      <w:proofErr w:type="spellEnd"/>
-      <w:proofErr w:type="gramEnd"/>
-      <w:r>
-        <w:t>(67</w:t>
+      <w:proofErr w:type="spellStart"/>
+      <w:proofErr w:type="gramStart"/>
+      <w:r>
+        <w:t>fos.close</w:t>
+      </w:r>
+      <w:proofErr w:type="spellEnd"/>
+      <w:proofErr w:type="gramEnd"/>
+      <w:r>
+        <w:t>(</w:t>
       </w:r>
       <w:proofErr w:type="gramStart"/>
       <w:r>
@@ -3843,575 +4479,6 @@
       </w:r>
       <w:proofErr w:type="gramEnd"/>
     </w:p>
-    <w:p/>
-    <w:p>
-      <w:r>
-        <w:t xml:space="preserve">        </w:t>
-      </w:r>
-      <w:proofErr w:type="spellStart"/>
-      <w:proofErr w:type="gramStart"/>
-      <w:r>
-        <w:t>fos.close</w:t>
-      </w:r>
-      <w:proofErr w:type="spellEnd"/>
-      <w:proofErr w:type="gramEnd"/>
-      <w:r>
-        <w:t>(</w:t>
-      </w:r>
-      <w:proofErr w:type="gramStart"/>
-      <w:r>
-        <w:t>);</w:t>
-      </w:r>
-      <w:proofErr w:type="gramEnd"/>
-    </w:p>
-    <w:p>
-      <w:r>
-        <w:t xml:space="preserve">    }</w:t>
-      </w:r>
-    </w:p>
-    <w:p>
-      <w:r>
-        <w:t>}</w:t>
-      </w:r>
-    </w:p>
-    <w:p>
-      <w:r>
-        <w:t>Writes ASCII bytes: A B C</w:t>
-      </w:r>
-    </w:p>
-    <w:p>
-      <w:r>
-        <w:pict w14:anchorId="7F1630F5">
-          <v:rect id="_x0000_i1469" style="width:0;height:1.5pt" o:hralign="center" o:hrstd="t" o:hr="t" fillcolor="#a0a0a0" stroked="f"/>
-        </w:pict>
-      </w:r>
-    </w:p>
-    <w:p>
-      <w:pPr>
-        <w:rPr>
-          <w:b/>
-          <w:bCs/>
-        </w:rPr>
-      </w:pPr>
-      <w:r>
-        <w:rPr>
-          <w:b/>
-          <w:bCs/>
-        </w:rPr>
-        <w:t>Append Mode</w:t>
-      </w:r>
-    </w:p>
-    <w:p>
-      <w:proofErr w:type="spellStart"/>
-      <w:r>
-        <w:t>FileOutputStream</w:t>
-      </w:r>
-      <w:proofErr w:type="spellEnd"/>
-      <w:r>
-        <w:t xml:space="preserve"> </w:t>
-      </w:r>
-      <w:proofErr w:type="spellStart"/>
-      <w:r>
-        <w:t>fos</w:t>
-      </w:r>
-      <w:proofErr w:type="spellEnd"/>
-      <w:r>
-        <w:t xml:space="preserve"> = new </w:t>
-      </w:r>
-      <w:proofErr w:type="spellStart"/>
-      <w:proofErr w:type="gramStart"/>
-      <w:r>
-        <w:t>FileOutputStream</w:t>
-      </w:r>
-      <w:proofErr w:type="spellEnd"/>
-      <w:r>
-        <w:t>(</w:t>
-      </w:r>
-      <w:proofErr w:type="gramEnd"/>
-      <w:r>
-        <w:t>"</w:t>
-      </w:r>
-      <w:proofErr w:type="spellStart"/>
-      <w:r>
-        <w:t>output.bin</w:t>
-      </w:r>
-      <w:proofErr w:type="spellEnd"/>
-      <w:r>
-        <w:t>", true</w:t>
-      </w:r>
-      <w:proofErr w:type="gramStart"/>
-      <w:r>
-        <w:t>);</w:t>
-      </w:r>
-      <w:proofErr w:type="gramEnd"/>
-    </w:p>
-    <w:p>
-      <w:r>
-        <w:pict w14:anchorId="116132C0">
-          <v:rect id="_x0000_i1470" style="width:0;height:1.5pt" o:hralign="center" o:hrstd="t" o:hr="t" fillcolor="#a0a0a0" stroked="f"/>
-        </w:pict>
-      </w:r>
-    </w:p>
-    <w:p>
-      <w:pPr>
-        <w:rPr>
-          <w:b/>
-          <w:bCs/>
-        </w:rPr>
-      </w:pPr>
-      <w:r>
-        <w:rPr>
-          <w:b/>
-          <w:bCs/>
-        </w:rPr>
-        <w:t>Write Byte Array</w:t>
-      </w:r>
-    </w:p>
-    <w:p>
-      <w:proofErr w:type="gramStart"/>
-      <w:r>
-        <w:t>byte[</w:t>
-      </w:r>
-      <w:proofErr w:type="gramEnd"/>
-      <w:r>
-        <w:t>] data = {10, 20, 30, 40</w:t>
-      </w:r>
-      <w:proofErr w:type="gramStart"/>
-      <w:r>
-        <w:t>};</w:t>
-      </w:r>
-      <w:proofErr w:type="gramEnd"/>
-    </w:p>
-    <w:p>
-      <w:proofErr w:type="spellStart"/>
-      <w:proofErr w:type="gramStart"/>
-      <w:r>
-        <w:t>fos.write</w:t>
-      </w:r>
-      <w:proofErr w:type="spellEnd"/>
-      <w:proofErr w:type="gramEnd"/>
-      <w:r>
-        <w:t>(data</w:t>
-      </w:r>
-      <w:proofErr w:type="gramStart"/>
-      <w:r>
-        <w:t>);</w:t>
-      </w:r>
-      <w:proofErr w:type="gramEnd"/>
-    </w:p>
-    <w:p>
-      <w:r>
-        <w:pict w14:anchorId="58E49A15">
-          <v:rect id="_x0000_i1471" style="width:0;height:1.5pt" o:hralign="center" o:hrstd="t" o:hr="t" fillcolor="#a0a0a0" stroked="f"/>
-        </w:pict>
-      </w:r>
-    </w:p>
-    <w:p>
-      <w:pPr>
-        <w:rPr>
-          <w:b/>
-          <w:bCs/>
-        </w:rPr>
-      </w:pPr>
-      <w:r>
-        <w:rPr>
-          <w:b/>
-          <w:bCs/>
-        </w:rPr>
-        <w:t>6. File Copy (REAL-TIME USE CASE)</w:t>
-      </w:r>
-    </w:p>
-    <w:p>
-      <w:pPr>
-        <w:rPr>
-          <w:b/>
-          <w:bCs/>
-        </w:rPr>
-      </w:pPr>
-      <w:r>
-        <w:rPr>
-          <w:b/>
-          <w:bCs/>
-        </w:rPr>
-        <w:t>Without Buffer (Slow)</w:t>
-      </w:r>
-    </w:p>
-    <w:p>
-      <w:proofErr w:type="spellStart"/>
-      <w:r>
-        <w:t>FileInputStream</w:t>
-      </w:r>
-      <w:proofErr w:type="spellEnd"/>
-      <w:r>
-        <w:t xml:space="preserve"> </w:t>
-      </w:r>
-      <w:proofErr w:type="spellStart"/>
-      <w:r>
-        <w:t>fis</w:t>
-      </w:r>
-      <w:proofErr w:type="spellEnd"/>
-      <w:r>
-        <w:t xml:space="preserve"> = new </w:t>
-      </w:r>
-      <w:proofErr w:type="spellStart"/>
-      <w:r>
-        <w:t>FileInputStream</w:t>
-      </w:r>
-      <w:proofErr w:type="spellEnd"/>
-      <w:r>
-        <w:t>("source.jpg"</w:t>
-      </w:r>
-      <w:proofErr w:type="gramStart"/>
-      <w:r>
-        <w:t>);</w:t>
-      </w:r>
-      <w:proofErr w:type="gramEnd"/>
-    </w:p>
-    <w:p>
-      <w:proofErr w:type="spellStart"/>
-      <w:r>
-        <w:t>FileOutputStream</w:t>
-      </w:r>
-      <w:proofErr w:type="spellEnd"/>
-      <w:r>
-        <w:t xml:space="preserve"> </w:t>
-      </w:r>
-      <w:proofErr w:type="spellStart"/>
-      <w:r>
-        <w:t>fos</w:t>
-      </w:r>
-      <w:proofErr w:type="spellEnd"/>
-      <w:r>
-        <w:t xml:space="preserve"> = new </w:t>
-      </w:r>
-      <w:proofErr w:type="spellStart"/>
-      <w:r>
-        <w:t>FileOutputStream</w:t>
-      </w:r>
-      <w:proofErr w:type="spellEnd"/>
-      <w:r>
-        <w:t>("dest.jpg"</w:t>
-      </w:r>
-      <w:proofErr w:type="gramStart"/>
-      <w:r>
-        <w:t>);</w:t>
-      </w:r>
-      <w:proofErr w:type="gramEnd"/>
-    </w:p>
-    <w:p/>
-    <w:p>
-      <w:r>
-        <w:t xml:space="preserve">int </w:t>
-      </w:r>
-      <w:proofErr w:type="gramStart"/>
-      <w:r>
-        <w:t>b;</w:t>
-      </w:r>
-      <w:proofErr w:type="gramEnd"/>
-    </w:p>
-    <w:p>
-      <w:r>
-        <w:t xml:space="preserve">while ((b = </w:t>
-      </w:r>
-      <w:proofErr w:type="spellStart"/>
-      <w:proofErr w:type="gramStart"/>
-      <w:r>
-        <w:t>fis.read</w:t>
-      </w:r>
-      <w:proofErr w:type="spellEnd"/>
-      <w:proofErr w:type="gramEnd"/>
-      <w:r>
-        <w:t>()</w:t>
-      </w:r>
-      <w:proofErr w:type="gramStart"/>
-      <w:r>
-        <w:t>) !</w:t>
-      </w:r>
-      <w:proofErr w:type="gramEnd"/>
-      <w:r>
-        <w:t>= -1) {</w:t>
-      </w:r>
-    </w:p>
-    <w:p>
-      <w:r>
-        <w:t xml:space="preserve">    </w:t>
-      </w:r>
-      <w:proofErr w:type="spellStart"/>
-      <w:proofErr w:type="gramStart"/>
-      <w:r>
-        <w:t>fos.write</w:t>
-      </w:r>
-      <w:proofErr w:type="spellEnd"/>
-      <w:proofErr w:type="gramEnd"/>
-      <w:r>
-        <w:t>(b</w:t>
-      </w:r>
-      <w:proofErr w:type="gramStart"/>
-      <w:r>
-        <w:t>);</w:t>
-      </w:r>
-      <w:proofErr w:type="gramEnd"/>
-    </w:p>
-    <w:p>
-      <w:r>
-        <w:t>}</w:t>
-      </w:r>
-    </w:p>
-    <w:p/>
-    <w:p>
-      <w:proofErr w:type="spellStart"/>
-      <w:proofErr w:type="gramStart"/>
-      <w:r>
-        <w:t>fis.close</w:t>
-      </w:r>
-      <w:proofErr w:type="spellEnd"/>
-      <w:proofErr w:type="gramEnd"/>
-      <w:r>
-        <w:t>(</w:t>
-      </w:r>
-      <w:proofErr w:type="gramStart"/>
-      <w:r>
-        <w:t>);</w:t>
-      </w:r>
-      <w:proofErr w:type="gramEnd"/>
-    </w:p>
-    <w:p>
-      <w:proofErr w:type="spellStart"/>
-      <w:proofErr w:type="gramStart"/>
-      <w:r>
-        <w:t>fos.close</w:t>
-      </w:r>
-      <w:proofErr w:type="spellEnd"/>
-      <w:proofErr w:type="gramEnd"/>
-      <w:r>
-        <w:t>(</w:t>
-      </w:r>
-      <w:proofErr w:type="gramStart"/>
-      <w:r>
-        <w:t>);</w:t>
-      </w:r>
-      <w:proofErr w:type="gramEnd"/>
-    </w:p>
-    <w:p>
-      <w:r>
-        <w:pict w14:anchorId="54F80985">
-          <v:rect id="_x0000_i1472" style="width:0;height:1.5pt" o:hralign="center" o:hrstd="t" o:hr="t" fillcolor="#a0a0a0" stroked="f"/>
-        </w:pict>
-      </w:r>
-    </w:p>
-    <w:p>
-      <w:pPr>
-        <w:rPr>
-          <w:b/>
-          <w:bCs/>
-        </w:rPr>
-      </w:pPr>
-      <w:r>
-        <w:rPr>
-          <w:b/>
-          <w:bCs/>
-        </w:rPr>
-        <w:t>With Buffer (Fast &amp; Correct Way)</w:t>
-      </w:r>
-    </w:p>
-    <w:p>
-      <w:proofErr w:type="spellStart"/>
-      <w:r>
-        <w:t>FileInputStream</w:t>
-      </w:r>
-      <w:proofErr w:type="spellEnd"/>
-      <w:r>
-        <w:t xml:space="preserve"> </w:t>
-      </w:r>
-      <w:proofErr w:type="spellStart"/>
-      <w:r>
-        <w:t>fis</w:t>
-      </w:r>
-      <w:proofErr w:type="spellEnd"/>
-      <w:r>
-        <w:t xml:space="preserve"> = new </w:t>
-      </w:r>
-      <w:proofErr w:type="spellStart"/>
-      <w:r>
-        <w:t>FileInputStream</w:t>
-      </w:r>
-      <w:proofErr w:type="spellEnd"/>
-      <w:r>
-        <w:t>("source.jpg"</w:t>
-      </w:r>
-      <w:proofErr w:type="gramStart"/>
-      <w:r>
-        <w:t>);</w:t>
-      </w:r>
-      <w:proofErr w:type="gramEnd"/>
-    </w:p>
-    <w:p>
-      <w:proofErr w:type="spellStart"/>
-      <w:r>
-        <w:t>FileOutputStream</w:t>
-      </w:r>
-      <w:proofErr w:type="spellEnd"/>
-      <w:r>
-        <w:t xml:space="preserve"> </w:t>
-      </w:r>
-      <w:proofErr w:type="spellStart"/>
-      <w:r>
-        <w:t>fos</w:t>
-      </w:r>
-      <w:proofErr w:type="spellEnd"/>
-      <w:r>
-        <w:t xml:space="preserve"> = new </w:t>
-      </w:r>
-      <w:proofErr w:type="spellStart"/>
-      <w:r>
-        <w:t>FileOutputStream</w:t>
-      </w:r>
-      <w:proofErr w:type="spellEnd"/>
-      <w:r>
-        <w:t>("dest.jpg"</w:t>
-      </w:r>
-      <w:proofErr w:type="gramStart"/>
-      <w:r>
-        <w:t>);</w:t>
-      </w:r>
-      <w:proofErr w:type="gramEnd"/>
-    </w:p>
-    <w:p/>
-    <w:p>
-      <w:proofErr w:type="gramStart"/>
-      <w:r>
-        <w:t>byte[</w:t>
-      </w:r>
-      <w:proofErr w:type="gramEnd"/>
-      <w:r>
-        <w:t xml:space="preserve">] buffer = new </w:t>
-      </w:r>
-      <w:proofErr w:type="gramStart"/>
-      <w:r>
-        <w:t>byte[</w:t>
-      </w:r>
-      <w:proofErr w:type="gramEnd"/>
-      <w:r>
-        <w:t>4096</w:t>
-      </w:r>
-      <w:proofErr w:type="gramStart"/>
-      <w:r>
-        <w:t>];</w:t>
-      </w:r>
-      <w:proofErr w:type="gramEnd"/>
-    </w:p>
-    <w:p>
-      <w:r>
-        <w:t xml:space="preserve">int </w:t>
-      </w:r>
-      <w:proofErr w:type="spellStart"/>
-      <w:proofErr w:type="gramStart"/>
-      <w:r>
-        <w:t>bytesRead</w:t>
-      </w:r>
-      <w:proofErr w:type="spellEnd"/>
-      <w:r>
-        <w:t>;</w:t>
-      </w:r>
-      <w:proofErr w:type="gramEnd"/>
-    </w:p>
-    <w:p/>
-    <w:p>
-      <w:r>
-        <w:t>while ((</w:t>
-      </w:r>
-      <w:proofErr w:type="spellStart"/>
-      <w:r>
-        <w:t>bytesRead</w:t>
-      </w:r>
-      <w:proofErr w:type="spellEnd"/>
-      <w:r>
-        <w:t xml:space="preserve"> = </w:t>
-      </w:r>
-      <w:proofErr w:type="spellStart"/>
-      <w:proofErr w:type="gramStart"/>
-      <w:r>
-        <w:t>fis.read</w:t>
-      </w:r>
-      <w:proofErr w:type="spellEnd"/>
-      <w:proofErr w:type="gramEnd"/>
-      <w:r>
-        <w:t>(buffer)</w:t>
-      </w:r>
-      <w:proofErr w:type="gramStart"/>
-      <w:r>
-        <w:t>) !</w:t>
-      </w:r>
-      <w:proofErr w:type="gramEnd"/>
-      <w:r>
-        <w:t>= -1) {</w:t>
-      </w:r>
-    </w:p>
-    <w:p>
-      <w:r>
-        <w:t xml:space="preserve">    </w:t>
-      </w:r>
-      <w:proofErr w:type="spellStart"/>
-      <w:proofErr w:type="gramStart"/>
-      <w:r>
-        <w:t>fos.write</w:t>
-      </w:r>
-      <w:proofErr w:type="spellEnd"/>
-      <w:proofErr w:type="gramEnd"/>
-      <w:r>
-        <w:t xml:space="preserve">(buffer, 0, </w:t>
-      </w:r>
-      <w:proofErr w:type="spellStart"/>
-      <w:r>
-        <w:t>bytesRead</w:t>
-      </w:r>
-      <w:proofErr w:type="spellEnd"/>
-      <w:proofErr w:type="gramStart"/>
-      <w:r>
-        <w:t>);</w:t>
-      </w:r>
-      <w:proofErr w:type="gramEnd"/>
-    </w:p>
-    <w:p>
-      <w:r>
-        <w:t>}</w:t>
-      </w:r>
-    </w:p>
-    <w:p/>
-    <w:p>
-      <w:proofErr w:type="spellStart"/>
-      <w:proofErr w:type="gramStart"/>
-      <w:r>
-        <w:t>fis.close</w:t>
-      </w:r>
-      <w:proofErr w:type="spellEnd"/>
-      <w:proofErr w:type="gramEnd"/>
-      <w:r>
-        <w:t>(</w:t>
-      </w:r>
-      <w:proofErr w:type="gramStart"/>
-      <w:r>
-        <w:t>);</w:t>
-      </w:r>
-      <w:proofErr w:type="gramEnd"/>
-    </w:p>
-    <w:p>
-      <w:proofErr w:type="spellStart"/>
-      <w:proofErr w:type="gramStart"/>
-      <w:r>
-        <w:t>fos.close</w:t>
-      </w:r>
-      <w:proofErr w:type="spellEnd"/>
-      <w:proofErr w:type="gramEnd"/>
-      <w:r>
-        <w:t>(</w:t>
-      </w:r>
-      <w:proofErr w:type="gramStart"/>
-      <w:r>
-        <w:t>);</w:t>
-      </w:r>
-      <w:proofErr w:type="gramEnd"/>
-    </w:p>
     <w:p>
       <w:r>
         <w:rPr>
@@ -4429,7 +4496,7 @@
     <w:p>
       <w:r>
         <w:pict w14:anchorId="4A9210C0">
-          <v:rect id="_x0000_i1473" style="width:0;height:1.5pt" o:hralign="center" o:hrstd="t" o:hr="t" fillcolor="#a0a0a0" stroked="f"/>
+          <v:rect id="_x0000_i1061" style="width:0;height:1.5pt" o:hralign="center" o:hrstd="t" o:hr="t" fillcolor="#a0a0a0" stroked="f"/>
         </w:pict>
       </w:r>
     </w:p>
@@ -4524,7 +4591,7 @@
     <w:p>
       <w:r>
         <w:pict w14:anchorId="609982FE">
-          <v:rect id="_x0000_i1474" style="width:0;height:1.5pt" o:hralign="center" o:hrstd="t" o:hr="t" fillcolor="#a0a0a0" stroked="f"/>
+          <v:rect id="_x0000_i1062" style="width:0;height:1.5pt" o:hralign="center" o:hrstd="t" o:hr="t" fillcolor="#a0a0a0" stroked="f"/>
         </w:pict>
       </w:r>
     </w:p>
@@ -4568,6 +4635,7 @@
     <w:p/>
     <w:p>
       <w:r>
+        <w:lastRenderedPageBreak/>
         <w:t xml:space="preserve">public class </w:t>
       </w:r>
       <w:proofErr w:type="spellStart"/>
@@ -4619,7 +4687,244 @@
       </w:r>
       <w:proofErr w:type="spellEnd"/>
       <w:r>
-        <w:t xml:space="preserve"> bis =</w:t>
+        <w:t xml:space="preserve"> bis </w:t>
+      </w:r>
+      <w:r>
+        <w:t xml:space="preserve">= </w:t>
+      </w:r>
+      <w:r>
+        <w:t xml:space="preserve">new </w:t>
+      </w:r>
+      <w:proofErr w:type="spellStart"/>
+      <w:proofErr w:type="gramStart"/>
+      <w:r>
+        <w:t>BufferedInputStream</w:t>
+      </w:r>
+      <w:proofErr w:type="spellEnd"/>
+      <w:r>
+        <w:t>(</w:t>
+      </w:r>
+      <w:proofErr w:type="gramEnd"/>
+      <w:r>
+        <w:t xml:space="preserve">new </w:t>
+      </w:r>
+      <w:proofErr w:type="spellStart"/>
+      <w:r>
+        <w:t>FileInputStream</w:t>
+      </w:r>
+      <w:proofErr w:type="spellEnd"/>
+      <w:r>
+        <w:t>("</w:t>
+      </w:r>
+      <w:proofErr w:type="spellStart"/>
+      <w:r>
+        <w:t>input.bin</w:t>
+      </w:r>
+      <w:proofErr w:type="spellEnd"/>
+      <w:r>
+        <w:t>")</w:t>
+      </w:r>
+      <w:proofErr w:type="gramStart"/>
+      <w:r>
+        <w:t>);</w:t>
+      </w:r>
+      <w:proofErr w:type="gramEnd"/>
+    </w:p>
+    <w:p/>
+    <w:p>
+      <w:r>
+        <w:t xml:space="preserve">        int </w:t>
+      </w:r>
+      <w:proofErr w:type="gramStart"/>
+      <w:r>
+        <w:t>data;</w:t>
+      </w:r>
+      <w:proofErr w:type="gramEnd"/>
+    </w:p>
+    <w:p>
+      <w:r>
+        <w:t xml:space="preserve">        while ((data = </w:t>
+      </w:r>
+      <w:proofErr w:type="spellStart"/>
+      <w:proofErr w:type="gramStart"/>
+      <w:r>
+        <w:t>bis.read</w:t>
+      </w:r>
+      <w:proofErr w:type="spellEnd"/>
+      <w:proofErr w:type="gramEnd"/>
+      <w:r>
+        <w:t>()</w:t>
+      </w:r>
+      <w:proofErr w:type="gramStart"/>
+      <w:r>
+        <w:t>) !</w:t>
+      </w:r>
+      <w:proofErr w:type="gramEnd"/>
+      <w:r>
+        <w:t>= -1) {</w:t>
+      </w:r>
+    </w:p>
+    <w:p>
+      <w:r>
+        <w:t xml:space="preserve">            </w:t>
+      </w:r>
+      <w:proofErr w:type="spellStart"/>
+      <w:r>
+        <w:t>System.out.print</w:t>
+      </w:r>
+      <w:proofErr w:type="spellEnd"/>
+      <w:r>
+        <w:t>(data + " "</w:t>
+      </w:r>
+      <w:proofErr w:type="gramStart"/>
+      <w:r>
+        <w:t>);</w:t>
+      </w:r>
+      <w:proofErr w:type="gramEnd"/>
+    </w:p>
+    <w:p>
+      <w:r>
+        <w:t xml:space="preserve">        }</w:t>
+      </w:r>
+    </w:p>
+    <w:p/>
+    <w:p>
+      <w:r>
+        <w:t xml:space="preserve">        </w:t>
+      </w:r>
+      <w:proofErr w:type="spellStart"/>
+      <w:proofErr w:type="gramStart"/>
+      <w:r>
+        <w:t>bis.close</w:t>
+      </w:r>
+      <w:proofErr w:type="spellEnd"/>
+      <w:proofErr w:type="gramEnd"/>
+      <w:r>
+        <w:t>(</w:t>
+      </w:r>
+      <w:proofErr w:type="gramStart"/>
+      <w:r>
+        <w:t>);</w:t>
+      </w:r>
+      <w:proofErr w:type="gramEnd"/>
+    </w:p>
+    <w:p>
+      <w:r>
+        <w:t xml:space="preserve">    }</w:t>
+      </w:r>
+    </w:p>
+    <w:p>
+      <w:r>
+        <w:t>}</w:t>
+      </w:r>
+    </w:p>
+    <w:p>
+      <w:r>
+        <w:pict w14:anchorId="7C434407">
+          <v:rect id="_x0000_i1063" style="width:0;height:1.5pt" o:hralign="center" o:hrstd="t" o:hr="t" fillcolor="#a0a0a0" stroked="f"/>
+        </w:pict>
+      </w:r>
+    </w:p>
+    <w:p>
+      <w:pPr>
+        <w:rPr>
+          <w:b/>
+          <w:bCs/>
+        </w:rPr>
+      </w:pPr>
+      <w:proofErr w:type="spellStart"/>
+      <w:r>
+        <w:rPr>
+          <w:b/>
+          <w:bCs/>
+        </w:rPr>
+        <w:t>BufferedOutputStream</w:t>
+      </w:r>
+      <w:proofErr w:type="spellEnd"/>
+      <w:r>
+        <w:rPr>
+          <w:b/>
+          <w:bCs/>
+        </w:rPr>
+        <w:t xml:space="preserve"> Example</w:t>
+      </w:r>
+    </w:p>
+    <w:p>
+      <w:r>
+        <w:t xml:space="preserve">import </w:t>
+      </w:r>
+      <w:proofErr w:type="gramStart"/>
+      <w:r>
+        <w:t>java.io.*</w:t>
+      </w:r>
+      <w:proofErr w:type="gramEnd"/>
+      <w:r>
+        <w:t>;</w:t>
+      </w:r>
+    </w:p>
+    <w:p/>
+    <w:p>
+      <w:r>
+        <w:t xml:space="preserve">public class </w:t>
+      </w:r>
+      <w:proofErr w:type="spellStart"/>
+      <w:r>
+        <w:t>BufferedOutputDemo</w:t>
+      </w:r>
+      <w:proofErr w:type="spellEnd"/>
+      <w:r>
+        <w:t xml:space="preserve"> {</w:t>
+      </w:r>
+    </w:p>
+    <w:p>
+      <w:r>
+        <w:t xml:space="preserve">    public static void </w:t>
+      </w:r>
+      <w:proofErr w:type="gramStart"/>
+      <w:r>
+        <w:t>main(String[</w:t>
+      </w:r>
+      <w:proofErr w:type="gramEnd"/>
+      <w:r>
+        <w:t xml:space="preserve">] </w:t>
+      </w:r>
+      <w:proofErr w:type="spellStart"/>
+      <w:r>
+        <w:t>args</w:t>
+      </w:r>
+      <w:proofErr w:type="spellEnd"/>
+      <w:r>
+        <w:t xml:space="preserve">) throws </w:t>
+      </w:r>
+      <w:proofErr w:type="spellStart"/>
+      <w:r>
+        <w:t>IOException</w:t>
+      </w:r>
+      <w:proofErr w:type="spellEnd"/>
+      <w:r>
+        <w:t xml:space="preserve"> {</w:t>
+      </w:r>
+    </w:p>
+    <w:p/>
+    <w:p>
+      <w:r>
+        <w:t xml:space="preserve">        </w:t>
+      </w:r>
+      <w:proofErr w:type="spellStart"/>
+      <w:r>
+        <w:t>BufferedOutputStream</w:t>
+      </w:r>
+      <w:proofErr w:type="spellEnd"/>
+      <w:r>
+        <w:t xml:space="preserve"> </w:t>
+      </w:r>
+      <w:proofErr w:type="spellStart"/>
+      <w:r>
+        <w:t>bos</w:t>
+      </w:r>
+      <w:proofErr w:type="spellEnd"/>
+      <w:r>
+        <w:t xml:space="preserve"> =</w:t>
       </w:r>
     </w:p>
     <w:p>
@@ -4629,7 +4934,7 @@
       <w:proofErr w:type="spellStart"/>
       <w:proofErr w:type="gramStart"/>
       <w:r>
-        <w:t>BufferedInputStream</w:t>
+        <w:t>BufferedOutputStream</w:t>
       </w:r>
       <w:proofErr w:type="spellEnd"/>
       <w:r>
@@ -4641,7 +4946,7 @@
       </w:r>
       <w:proofErr w:type="spellStart"/>
       <w:r>
-        <w:t>FileInputStream</w:t>
+        <w:t>FileOutputStream</w:t>
       </w:r>
       <w:proofErr w:type="spellEnd"/>
       <w:r>
@@ -4649,7 +4954,7 @@
       </w:r>
       <w:proofErr w:type="spellStart"/>
       <w:r>
-        <w:t>input.bin</w:t>
+        <w:t>out.bin</w:t>
       </w:r>
       <w:proofErr w:type="spellEnd"/>
       <w:r>
@@ -4664,48 +4969,17 @@
     <w:p/>
     <w:p>
       <w:r>
-        <w:t xml:space="preserve">        int </w:t>
-      </w:r>
-      <w:proofErr w:type="gramStart"/>
-      <w:r>
-        <w:t>data;</w:t>
-      </w:r>
-      <w:proofErr w:type="gramEnd"/>
-    </w:p>
-    <w:p>
-      <w:r>
-        <w:t xml:space="preserve">        while ((data = </w:t>
-      </w:r>
-      <w:proofErr w:type="spellStart"/>
-      <w:proofErr w:type="gramStart"/>
-      <w:r>
-        <w:t>bis.read</w:t>
-      </w:r>
-      <w:proofErr w:type="spellEnd"/>
-      <w:proofErr w:type="gramEnd"/>
-      <w:r>
-        <w:t>()</w:t>
-      </w:r>
-      <w:proofErr w:type="gramStart"/>
-      <w:r>
-        <w:t>) !</w:t>
-      </w:r>
-      <w:proofErr w:type="gramEnd"/>
-      <w:r>
-        <w:t>= -1) {</w:t>
-      </w:r>
-    </w:p>
-    <w:p>
-      <w:r>
-        <w:t xml:space="preserve">            </w:t>
-      </w:r>
-      <w:proofErr w:type="spellStart"/>
-      <w:r>
-        <w:t>System.out.print</w:t>
-      </w:r>
-      <w:proofErr w:type="spellEnd"/>
-      <w:r>
-        <w:t>(data + " "</w:t>
+        <w:t xml:space="preserve">        </w:t>
+      </w:r>
+      <w:proofErr w:type="spellStart"/>
+      <w:proofErr w:type="gramStart"/>
+      <w:r>
+        <w:t>bos.write</w:t>
+      </w:r>
+      <w:proofErr w:type="spellEnd"/>
+      <w:proofErr w:type="gramEnd"/>
+      <w:r>
+        <w:t>(100</w:t>
       </w:r>
       <w:proofErr w:type="gramStart"/>
       <w:r>
@@ -4715,18 +4989,54 @@
     </w:p>
     <w:p>
       <w:r>
-        <w:t xml:space="preserve">        }</w:t>
-      </w:r>
+        <w:t xml:space="preserve">        </w:t>
+      </w:r>
+      <w:proofErr w:type="spellStart"/>
+      <w:proofErr w:type="gramStart"/>
+      <w:r>
+        <w:t>bos.write</w:t>
+      </w:r>
+      <w:proofErr w:type="spellEnd"/>
+      <w:proofErr w:type="gramEnd"/>
+      <w:r>
+        <w:t>(101</w:t>
+      </w:r>
+      <w:proofErr w:type="gramStart"/>
+      <w:r>
+        <w:t>);</w:t>
+      </w:r>
+      <w:proofErr w:type="gramEnd"/>
+    </w:p>
+    <w:p>
+      <w:r>
+        <w:t xml:space="preserve">        </w:t>
+      </w:r>
+      <w:proofErr w:type="spellStart"/>
+      <w:proofErr w:type="gramStart"/>
+      <w:r>
+        <w:t>bos.write</w:t>
+      </w:r>
+      <w:proofErr w:type="spellEnd"/>
+      <w:proofErr w:type="gramEnd"/>
+      <w:r>
+        <w:t>(102</w:t>
+      </w:r>
+      <w:proofErr w:type="gramStart"/>
+      <w:r>
+        <w:t>);</w:t>
+      </w:r>
+      <w:proofErr w:type="gramEnd"/>
     </w:p>
     <w:p/>
     <w:p>
       <w:r>
+        <w:lastRenderedPageBreak/>
         <w:t xml:space="preserve">        </w:t>
       </w:r>
       <w:proofErr w:type="spellStart"/>
       <w:proofErr w:type="gramStart"/>
       <w:r>
-        <w:t>bis.close</w:t>
+        <w:t>bos.flush</w:t>
       </w:r>
       <w:proofErr w:type="spellEnd"/>
       <w:proofErr w:type="gramEnd"/>
@@ -4735,6 +5045,29 @@
       </w:r>
       <w:proofErr w:type="gramStart"/>
       <w:r>
+        <w:t xml:space="preserve">);   </w:t>
+      </w:r>
+      <w:proofErr w:type="gramEnd"/>
+      <w:r>
+        <w:t>// force write</w:t>
+      </w:r>
+    </w:p>
+    <w:p>
+      <w:r>
+        <w:t xml:space="preserve">        </w:t>
+      </w:r>
+      <w:proofErr w:type="spellStart"/>
+      <w:proofErr w:type="gramStart"/>
+      <w:r>
+        <w:t>bos.close</w:t>
+      </w:r>
+      <w:proofErr w:type="spellEnd"/>
+      <w:proofErr w:type="gramEnd"/>
+      <w:r>
+        <w:t>(</w:t>
+      </w:r>
+      <w:proofErr w:type="gramStart"/>
+      <w:r>
         <w:t>);</w:t>
       </w:r>
       <w:proofErr w:type="gramEnd"/>
@@ -4751,271 +5084,8 @@
     </w:p>
     <w:p>
       <w:r>
-        <w:pict w14:anchorId="7C434407">
-          <v:rect id="_x0000_i1475" style="width:0;height:1.5pt" o:hralign="center" o:hrstd="t" o:hr="t" fillcolor="#a0a0a0" stroked="f"/>
-        </w:pict>
-      </w:r>
-    </w:p>
-    <w:p>
-      <w:pPr>
-        <w:rPr>
-          <w:b/>
-          <w:bCs/>
-        </w:rPr>
-      </w:pPr>
-      <w:proofErr w:type="spellStart"/>
-      <w:r>
-        <w:rPr>
-          <w:b/>
-          <w:bCs/>
-        </w:rPr>
-        <w:t>BufferedOutputStream</w:t>
-      </w:r>
-      <w:proofErr w:type="spellEnd"/>
-      <w:r>
-        <w:rPr>
-          <w:b/>
-          <w:bCs/>
-        </w:rPr>
-        <w:t xml:space="preserve"> Example</w:t>
-      </w:r>
-    </w:p>
-    <w:p>
-      <w:r>
-        <w:t xml:space="preserve">import </w:t>
-      </w:r>
-      <w:proofErr w:type="gramStart"/>
-      <w:r>
-        <w:t>java.io.*</w:t>
-      </w:r>
-      <w:proofErr w:type="gramEnd"/>
-      <w:r>
-        <w:t>;</w:t>
-      </w:r>
-    </w:p>
-    <w:p/>
-    <w:p>
-      <w:r>
-        <w:t xml:space="preserve">public class </w:t>
-      </w:r>
-      <w:proofErr w:type="spellStart"/>
-      <w:r>
-        <w:t>BufferedOutputDemo</w:t>
-      </w:r>
-      <w:proofErr w:type="spellEnd"/>
-      <w:r>
-        <w:t xml:space="preserve"> {</w:t>
-      </w:r>
-    </w:p>
-    <w:p>
-      <w:r>
-        <w:t xml:space="preserve">    public static void </w:t>
-      </w:r>
-      <w:proofErr w:type="gramStart"/>
-      <w:r>
-        <w:t>main(String[</w:t>
-      </w:r>
-      <w:proofErr w:type="gramEnd"/>
-      <w:r>
-        <w:t xml:space="preserve">] </w:t>
-      </w:r>
-      <w:proofErr w:type="spellStart"/>
-      <w:r>
-        <w:t>args</w:t>
-      </w:r>
-      <w:proofErr w:type="spellEnd"/>
-      <w:r>
-        <w:t xml:space="preserve">) throws </w:t>
-      </w:r>
-      <w:proofErr w:type="spellStart"/>
-      <w:r>
-        <w:t>IOException</w:t>
-      </w:r>
-      <w:proofErr w:type="spellEnd"/>
-      <w:r>
-        <w:t xml:space="preserve"> {</w:t>
-      </w:r>
-    </w:p>
-    <w:p/>
-    <w:p>
-      <w:r>
-        <w:t xml:space="preserve">        </w:t>
-      </w:r>
-      <w:proofErr w:type="spellStart"/>
-      <w:r>
-        <w:t>BufferedOutputStream</w:t>
-      </w:r>
-      <w:proofErr w:type="spellEnd"/>
-      <w:r>
-        <w:t xml:space="preserve"> </w:t>
-      </w:r>
-      <w:proofErr w:type="spellStart"/>
-      <w:r>
-        <w:t>bos</w:t>
-      </w:r>
-      <w:proofErr w:type="spellEnd"/>
-      <w:r>
-        <w:t xml:space="preserve"> =</w:t>
-      </w:r>
-    </w:p>
-    <w:p>
-      <w:r>
-        <w:t xml:space="preserve">            new </w:t>
-      </w:r>
-      <w:proofErr w:type="spellStart"/>
-      <w:proofErr w:type="gramStart"/>
-      <w:r>
-        <w:t>BufferedOutputStream</w:t>
-      </w:r>
-      <w:proofErr w:type="spellEnd"/>
-      <w:r>
-        <w:t>(</w:t>
-      </w:r>
-      <w:proofErr w:type="gramEnd"/>
-      <w:r>
-        <w:t xml:space="preserve">new </w:t>
-      </w:r>
-      <w:proofErr w:type="spellStart"/>
-      <w:r>
-        <w:t>FileOutputStream</w:t>
-      </w:r>
-      <w:proofErr w:type="spellEnd"/>
-      <w:r>
-        <w:t>("</w:t>
-      </w:r>
-      <w:proofErr w:type="spellStart"/>
-      <w:r>
-        <w:t>out.bin</w:t>
-      </w:r>
-      <w:proofErr w:type="spellEnd"/>
-      <w:r>
-        <w:t>")</w:t>
-      </w:r>
-      <w:proofErr w:type="gramStart"/>
-      <w:r>
-        <w:t>);</w:t>
-      </w:r>
-      <w:proofErr w:type="gramEnd"/>
-    </w:p>
-    <w:p/>
-    <w:p>
-      <w:r>
-        <w:t xml:space="preserve">        </w:t>
-      </w:r>
-      <w:proofErr w:type="spellStart"/>
-      <w:proofErr w:type="gramStart"/>
-      <w:r>
-        <w:t>bos.write</w:t>
-      </w:r>
-      <w:proofErr w:type="spellEnd"/>
-      <w:proofErr w:type="gramEnd"/>
-      <w:r>
-        <w:t>(100</w:t>
-      </w:r>
-      <w:proofErr w:type="gramStart"/>
-      <w:r>
-        <w:t>);</w:t>
-      </w:r>
-      <w:proofErr w:type="gramEnd"/>
-    </w:p>
-    <w:p>
-      <w:r>
-        <w:t xml:space="preserve">        </w:t>
-      </w:r>
-      <w:proofErr w:type="spellStart"/>
-      <w:proofErr w:type="gramStart"/>
-      <w:r>
-        <w:t>bos.write</w:t>
-      </w:r>
-      <w:proofErr w:type="spellEnd"/>
-      <w:proofErr w:type="gramEnd"/>
-      <w:r>
-        <w:t>(101</w:t>
-      </w:r>
-      <w:proofErr w:type="gramStart"/>
-      <w:r>
-        <w:t>);</w:t>
-      </w:r>
-      <w:proofErr w:type="gramEnd"/>
-    </w:p>
-    <w:p>
-      <w:r>
-        <w:t xml:space="preserve">        </w:t>
-      </w:r>
-      <w:proofErr w:type="spellStart"/>
-      <w:proofErr w:type="gramStart"/>
-      <w:r>
-        <w:t>bos.write</w:t>
-      </w:r>
-      <w:proofErr w:type="spellEnd"/>
-      <w:proofErr w:type="gramEnd"/>
-      <w:r>
-        <w:t>(102</w:t>
-      </w:r>
-      <w:proofErr w:type="gramStart"/>
-      <w:r>
-        <w:t>);</w:t>
-      </w:r>
-      <w:proofErr w:type="gramEnd"/>
-    </w:p>
-    <w:p/>
-    <w:p>
-      <w:r>
-        <w:t xml:space="preserve">        </w:t>
-      </w:r>
-      <w:proofErr w:type="spellStart"/>
-      <w:proofErr w:type="gramStart"/>
-      <w:r>
-        <w:t>bos.flush</w:t>
-      </w:r>
-      <w:proofErr w:type="spellEnd"/>
-      <w:proofErr w:type="gramEnd"/>
-      <w:r>
-        <w:t>(</w:t>
-      </w:r>
-      <w:proofErr w:type="gramStart"/>
-      <w:r>
-        <w:t xml:space="preserve">);   </w:t>
-      </w:r>
-      <w:proofErr w:type="gramEnd"/>
-      <w:r>
-        <w:t>// force write</w:t>
-      </w:r>
-    </w:p>
-    <w:p>
-      <w:r>
-        <w:t xml:space="preserve">        </w:t>
-      </w:r>
-      <w:proofErr w:type="spellStart"/>
-      <w:proofErr w:type="gramStart"/>
-      <w:r>
-        <w:t>bos.close</w:t>
-      </w:r>
-      <w:proofErr w:type="spellEnd"/>
-      <w:proofErr w:type="gramEnd"/>
-      <w:r>
-        <w:t>(</w:t>
-      </w:r>
-      <w:proofErr w:type="gramStart"/>
-      <w:r>
-        <w:t>);</w:t>
-      </w:r>
-      <w:proofErr w:type="gramEnd"/>
-    </w:p>
-    <w:p>
-      <w:r>
-        <w:t xml:space="preserve">    }</w:t>
-      </w:r>
-    </w:p>
-    <w:p>
-      <w:r>
-        <w:t>}</w:t>
-      </w:r>
-    </w:p>
-    <w:p>
-      <w:r>
         <w:pict w14:anchorId="3B95C71D">
-          <v:rect id="_x0000_i1476" style="width:0;height:1.5pt" o:hralign="center" o:hrstd="t" o:hr="t" fillcolor="#a0a0a0" stroked="f"/>
+          <v:rect id="_x0000_i1064" style="width:0;height:1.5pt" o:hralign="center" o:hrstd="t" o:hr="t" fillcolor="#a0a0a0" stroked="f"/>
         </w:pict>
       </w:r>
     </w:p>
@@ -5115,7 +5185,7 @@
     <w:p>
       <w:r>
         <w:pict w14:anchorId="7C048610">
-          <v:rect id="_x0000_i1477" style="width:0;height:1.5pt" o:hralign="center" o:hrstd="t" o:hr="t" fillcolor="#a0a0a0" stroked="f"/>
+          <v:rect id="_x0000_i1065" style="width:0;height:1.5pt" o:hralign="center" o:hrstd="t" o:hr="t" fillcolor="#a0a0a0" stroked="f"/>
         </w:pict>
       </w:r>
     </w:p>
@@ -5291,7 +5361,7 @@
     <w:p>
       <w:r>
         <w:pict w14:anchorId="54980E8B">
-          <v:rect id="_x0000_i1478" style="width:0;height:1.5pt" o:hralign="center" o:hrstd="t" o:hr="t" fillcolor="#a0a0a0" stroked="f"/>
+          <v:rect id="_x0000_i1066" style="width:0;height:1.5pt" o:hralign="center" o:hrstd="t" o:hr="t" fillcolor="#a0a0a0" stroked="f"/>
         </w:pict>
       </w:r>
     </w:p>
@@ -5371,7 +5441,7 @@
     <w:p>
       <w:r>
         <w:pict w14:anchorId="6872D8B7">
-          <v:rect id="_x0000_i1479" style="width:0;height:1.5pt" o:hralign="center" o:hrstd="t" o:hr="t" fillcolor="#a0a0a0" stroked="f"/>
+          <v:rect id="_x0000_i1067" style="width:0;height:1.5pt" o:hralign="center" o:hrstd="t" o:hr="t" fillcolor="#a0a0a0" stroked="f"/>
         </w:pict>
       </w:r>
     </w:p>
@@ -5472,6 +5542,7 @@
     <w:p/>
     <w:p>
       <w:r>
+        <w:lastRenderedPageBreak/>
         <w:t xml:space="preserve">    </w:t>
       </w:r>
       <w:proofErr w:type="gramStart"/>
@@ -5619,7 +5690,7 @@
     <w:p>
       <w:r>
         <w:pict w14:anchorId="18F0C5BD">
-          <v:rect id="_x0000_i1480" style="width:0;height:1.5pt" o:hralign="center" o:hrstd="t" o:hr="t" fillcolor="#a0a0a0" stroked="f"/>
+          <v:rect id="_x0000_i1068" style="width:0;height:1.5pt" o:hralign="center" o:hrstd="t" o:hr="t" fillcolor="#a0a0a0" stroked="f"/>
         </w:pict>
       </w:r>
     </w:p>
@@ -5685,7 +5756,7 @@
     <w:p>
       <w:r>
         <w:pict w14:anchorId="67DEB4A8">
-          <v:rect id="_x0000_i1481" style="width:0;height:1.5pt" o:hralign="center" o:hrstd="t" o:hr="t" fillcolor="#a0a0a0" stroked="f"/>
+          <v:rect id="_x0000_i1069" style="width:0;height:1.5pt" o:hralign="center" o:hrstd="t" o:hr="t" fillcolor="#a0a0a0" stroked="f"/>
         </w:pict>
       </w:r>
     </w:p>
@@ -5793,7 +5864,7 @@
     <w:p>
       <w:r>
         <w:pict w14:anchorId="65C5786E">
-          <v:rect id="_x0000_i1482" style="width:0;height:1.5pt" o:hralign="center" o:hrstd="t" o:hr="t" fillcolor="#a0a0a0" stroked="f"/>
+          <v:rect id="_x0000_i1070" style="width:0;height:1.5pt" o:hralign="center" o:hrstd="t" o:hr="t" fillcolor="#a0a0a0" stroked="f"/>
         </w:pict>
       </w:r>
     </w:p>
@@ -5840,6 +5911,7 @@
         <w:rPr>
           <w:noProof/>
         </w:rPr>
+        <w:lastRenderedPageBreak/>
         <w:drawing>
           <wp:inline distT="0" distB="0" distL="0" distR="0" wp14:anchorId="75A33A8F" wp14:editId="71FD7FE0">
             <wp:extent cx="2857500" cy="1600200"/>
@@ -6128,7 +6200,6 @@
         </w:numPr>
       </w:pPr>
       <w:r>
-        <w:lastRenderedPageBreak/>
         <w:t>Reader</w:t>
       </w:r>
     </w:p>
@@ -6140,6 +6211,7 @@
         </w:numPr>
       </w:pPr>
       <w:r>
+        <w:lastRenderedPageBreak/>
         <w:t>Writer</w:t>
       </w:r>
     </w:p>
@@ -6403,17 +6475,33 @@
           <w:bCs/>
         </w:rPr>
       </w:pPr>
-      <w:r>
-        <w:rPr>
-          <w:b/>
-          <w:bCs/>
-        </w:rPr>
+    </w:p>
+    <w:p>
+      <w:pPr>
+        <w:rPr>
+          <w:b/>
+          <w:bCs/>
+        </w:rPr>
+      </w:pPr>
+    </w:p>
+    <w:p>
+      <w:pPr>
+        <w:rPr>
+          <w:b/>
+          <w:bCs/>
+        </w:rPr>
+      </w:pPr>
+      <w:r>
+        <w:rPr>
+          <w:b/>
+          <w:bCs/>
+        </w:rPr>
+        <w:lastRenderedPageBreak/>
         <w:t>Character Stream Class Hierarchy</w:t>
       </w:r>
     </w:p>
     <w:p>
       <w:r>
-        <w:lastRenderedPageBreak/>
         <w:t>Reader</w:t>
       </w:r>
     </w:p>
@@ -6817,6 +6905,7 @@
     </w:p>
     <w:p>
       <w:r>
+        <w:lastRenderedPageBreak/>
         <w:t xml:space="preserve">            </w:t>
       </w:r>
       <w:proofErr w:type="spellStart"/>
@@ -6840,7 +6929,6 @@
     </w:p>
     <w:p>
       <w:r>
-        <w:lastRenderedPageBreak/>
         <w:t xml:space="preserve">        }</w:t>
       </w:r>
     </w:p>
@@ -7201,6 +7289,7 @@
     <w:p/>
     <w:p>
       <w:r>
+        <w:lastRenderedPageBreak/>
         <w:t xml:space="preserve">        </w:t>
       </w:r>
       <w:proofErr w:type="spellStart"/>
@@ -7221,7 +7310,6 @@
     </w:p>
     <w:p>
       <w:r>
-        <w:lastRenderedPageBreak/>
         <w:t xml:space="preserve">    }</w:t>
       </w:r>
     </w:p>
@@ -7255,35 +7343,59 @@
     <w:p>
       <w:proofErr w:type="spellStart"/>
       <w:r>
+        <w:rPr>
+          <w:highlight w:val="yellow"/>
+        </w:rPr>
         <w:t>FileWriter</w:t>
       </w:r>
       <w:proofErr w:type="spellEnd"/>
       <w:r>
+        <w:rPr>
+          <w:highlight w:val="yellow"/>
+        </w:rPr>
         <w:t xml:space="preserve"> </w:t>
       </w:r>
       <w:proofErr w:type="spellStart"/>
       <w:r>
+        <w:rPr>
+          <w:highlight w:val="yellow"/>
+        </w:rPr>
         <w:t>fw</w:t>
       </w:r>
       <w:proofErr w:type="spellEnd"/>
       <w:r>
+        <w:rPr>
+          <w:highlight w:val="yellow"/>
+        </w:rPr>
         <w:t xml:space="preserve"> = new </w:t>
       </w:r>
       <w:proofErr w:type="spellStart"/>
       <w:proofErr w:type="gramStart"/>
       <w:r>
+        <w:rPr>
+          <w:highlight w:val="yellow"/>
+        </w:rPr>
         <w:t>FileWriter</w:t>
       </w:r>
       <w:proofErr w:type="spellEnd"/>
       <w:r>
+        <w:rPr>
+          <w:highlight w:val="yellow"/>
+        </w:rPr>
         <w:t>(</w:t>
       </w:r>
       <w:proofErr w:type="gramEnd"/>
       <w:r>
+        <w:rPr>
+          <w:highlight w:val="yellow"/>
+        </w:rPr>
         <w:t>"output.txt", true</w:t>
       </w:r>
       <w:proofErr w:type="gramStart"/>
       <w:r>
+        <w:rPr>
+          <w:highlight w:val="yellow"/>
+        </w:rPr>
         <w:t>);</w:t>
       </w:r>
       <w:proofErr w:type="gramEnd"/>
@@ -7617,6 +7729,7 @@
     </w:p>
     <w:p>
       <w:r>
+        <w:lastRenderedPageBreak/>
         <w:t xml:space="preserve">            new </w:t>
       </w:r>
       <w:proofErr w:type="spellStart"/>
@@ -7972,6 +8085,7 @@
     </w:p>
     <w:p>
       <w:r>
+        <w:lastRenderedPageBreak/>
         <w:t xml:space="preserve">            new </w:t>
       </w:r>
       <w:proofErr w:type="spellStart"/>
@@ -8382,6 +8496,7 @@
     </w:p>
     <w:p>
       <w:r>
+        <w:lastRenderedPageBreak/>
         <w:t xml:space="preserve">            </w:t>
       </w:r>
       <w:proofErr w:type="spellStart"/>
@@ -8402,7 +8517,6 @@
     </w:p>
     <w:p>
       <w:r>
-        <w:lastRenderedPageBreak/>
         <w:t xml:space="preserve">            </w:t>
       </w:r>
       <w:proofErr w:type="spellStart"/>
@@ -8653,7 +8767,6 @@
         <w:t>;</w:t>
       </w:r>
     </w:p>
-    <w:p/>
     <w:p>
       <w:r>
         <w:t xml:space="preserve">public class </w:t>
@@ -8696,7 +8809,6 @@
         <w:t xml:space="preserve"> {</w:t>
       </w:r>
     </w:p>
-    <w:p/>
     <w:p>
       <w:r>
         <w:t xml:space="preserve">        </w:t>
@@ -8715,12 +8827,7 @@
       </w:r>
       <w:proofErr w:type="spellEnd"/>
       <w:r>
-        <w:t xml:space="preserve"> =</w:t>
-      </w:r>
-    </w:p>
-    <w:p>
-      <w:r>
-        <w:t xml:space="preserve">            new </w:t>
+        <w:t xml:space="preserve"> =new </w:t>
       </w:r>
       <w:proofErr w:type="spellStart"/>
       <w:proofErr w:type="gramStart"/>
@@ -8747,6 +8854,44 @@
       <w:proofErr w:type="gramEnd"/>
       <w:r>
         <w:t>System.in)</w:t>
+      </w:r>
+      <w:proofErr w:type="gramStart"/>
+      <w:r>
+        <w:t>);</w:t>
+      </w:r>
+      <w:proofErr w:type="gramEnd"/>
+    </w:p>
+    <w:p>
+      <w:r>
+        <w:t xml:space="preserve">        </w:t>
+      </w:r>
+      <w:proofErr w:type="spellStart"/>
+      <w:r>
+        <w:t>System.out.print</w:t>
+      </w:r>
+      <w:proofErr w:type="spellEnd"/>
+      <w:r>
+        <w:t>("Enter name: "</w:t>
+      </w:r>
+      <w:proofErr w:type="gramStart"/>
+      <w:r>
+        <w:t>);</w:t>
+      </w:r>
+      <w:proofErr w:type="gramEnd"/>
+    </w:p>
+    <w:p>
+      <w:r>
+        <w:t xml:space="preserve">        String name = </w:t>
+      </w:r>
+      <w:proofErr w:type="spellStart"/>
+      <w:proofErr w:type="gramStart"/>
+      <w:r>
+        <w:t>br.readLine</w:t>
+      </w:r>
+      <w:proofErr w:type="spellEnd"/>
+      <w:proofErr w:type="gramEnd"/>
+      <w:r>
+        <w:t>(</w:t>
       </w:r>
       <w:proofErr w:type="gramStart"/>
       <w:r>
@@ -8762,11 +8907,11 @@
       </w:r>
       <w:proofErr w:type="spellStart"/>
       <w:r>
-        <w:t>System.out.print</w:t>
-      </w:r>
-      <w:proofErr w:type="spellEnd"/>
-      <w:r>
-        <w:t>("Enter name: "</w:t>
+        <w:t>System.out.println</w:t>
+      </w:r>
+      <w:proofErr w:type="spellEnd"/>
+      <w:r>
+        <w:t>("Hello " + name</w:t>
       </w:r>
       <w:proofErr w:type="gramStart"/>
       <w:r>
@@ -8776,7 +8921,16 @@
     </w:p>
     <w:p>
       <w:r>
-        <w:t xml:space="preserve">        String name = </w:t>
+        <w:tab/>
+        <w:t xml:space="preserve">int id = </w:t>
+      </w:r>
+      <w:proofErr w:type="spellStart"/>
+      <w:r>
+        <w:t>Integer.parseInt</w:t>
+      </w:r>
+      <w:proofErr w:type="spellEnd"/>
+      <w:r>
+        <w:t>(</w:t>
       </w:r>
       <w:proofErr w:type="spellStart"/>
       <w:proofErr w:type="gramStart"/>
@@ -8786,7 +8940,7 @@
       <w:proofErr w:type="spellEnd"/>
       <w:proofErr w:type="gramEnd"/>
       <w:r>
-        <w:t>(</w:t>
+        <w:t>()</w:t>
       </w:r>
       <w:proofErr w:type="gramStart"/>
       <w:r>
@@ -8794,10 +8948,9 @@
       </w:r>
       <w:proofErr w:type="gramEnd"/>
     </w:p>
-    <w:p/>
-    <w:p>
-      <w:r>
-        <w:t xml:space="preserve">        </w:t>
+    <w:p>
+      <w:r>
+        <w:tab/>
       </w:r>
       <w:proofErr w:type="spellStart"/>
       <w:r>
@@ -8805,7 +8958,15 @@
       </w:r>
       <w:proofErr w:type="spellEnd"/>
       <w:r>
-        <w:t>("Hello " + name</w:t>
+        <w:t xml:space="preserve">(“Id </w:t>
+      </w:r>
+      <w:proofErr w:type="gramStart"/>
+      <w:r>
+        <w:t>is ”</w:t>
+      </w:r>
+      <w:proofErr w:type="gramEnd"/>
+      <w:r>
+        <w:t>+id</w:t>
       </w:r>
       <w:proofErr w:type="gramStart"/>
       <w:r>
@@ -8901,12 +9062,7 @@
       </w:r>
       <w:proofErr w:type="spellEnd"/>
       <w:r>
-        <w:t xml:space="preserve"> =</w:t>
-      </w:r>
-    </w:p>
-    <w:p>
-      <w:r>
-        <w:t xml:space="preserve">    new </w:t>
+        <w:t xml:space="preserve"> =new </w:t>
       </w:r>
       <w:proofErr w:type="spellStart"/>
       <w:proofErr w:type="gramStart"/>
@@ -9142,7 +9298,6 @@
                 <w:b/>
                 <w:bCs/>
               </w:rPr>
-              <w:lastRenderedPageBreak/>
               <w:t>Stream</w:t>
             </w:r>
           </w:p>
@@ -9247,6 +9402,7 @@
           </w:tcPr>
           <w:p>
             <w:r>
+              <w:lastRenderedPageBreak/>
               <w:t>Scanner</w:t>
             </w:r>
           </w:p>
@@ -9599,7 +9755,6 @@
         </w:numPr>
       </w:pPr>
       <w:r>
-        <w:lastRenderedPageBreak/>
         <w:t>How Java handles encoding?</w:t>
       </w:r>
     </w:p>
@@ -9633,6 +9788,7 @@
           <w:b/>
           <w:bCs/>
         </w:rPr>
+        <w:lastRenderedPageBreak/>
         <w:t>ONE-LINE INTERVIEW SUMMARY</w:t>
       </w:r>
     </w:p>
@@ -9718,7 +9874,6 @@
         <w:rPr>
           <w:noProof/>
         </w:rPr>
-        <w:lastRenderedPageBreak/>
         <w:drawing>
           <wp:inline distT="0" distB="0" distL="0" distR="0" wp14:anchorId="2FECDB8F" wp14:editId="69333EA2">
             <wp:extent cx="3943350" cy="3219450"/>
@@ -10557,6 +10712,14 @@
       <w:proofErr w:type="spellStart"/>
       <w:r>
         <w:t>myDir</w:t>
+      </w:r>
+      <w:proofErr w:type="spellEnd"/>
+      <w:r>
+        <w:t>/</w:t>
+      </w:r>
+      <w:proofErr w:type="spellStart"/>
+      <w:r>
+        <w:t>abc</w:t>
       </w:r>
       <w:proofErr w:type="spellEnd"/>
       <w:r>
@@ -13170,130 +13333,130 @@
         <w:t xml:space="preserve"> {</w:t>
       </w:r>
     </w:p>
+    <w:p>
+      <w:r>
+        <w:t xml:space="preserve">        </w:t>
+      </w:r>
+      <w:proofErr w:type="spellStart"/>
+      <w:r>
+        <w:t>BufferedOutputStream</w:t>
+      </w:r>
+      <w:proofErr w:type="spellEnd"/>
+      <w:r>
+        <w:t xml:space="preserve"> </w:t>
+      </w:r>
+      <w:proofErr w:type="spellStart"/>
+      <w:r>
+        <w:t>bos</w:t>
+      </w:r>
+      <w:proofErr w:type="spellEnd"/>
+      <w:r>
+        <w:t xml:space="preserve"> =</w:t>
+      </w:r>
+    </w:p>
+    <w:p>
+      <w:r>
+        <w:t xml:space="preserve">            new </w:t>
+      </w:r>
+      <w:proofErr w:type="spellStart"/>
+      <w:proofErr w:type="gramStart"/>
+      <w:r>
+        <w:t>BufferedOutputStream</w:t>
+      </w:r>
+      <w:proofErr w:type="spellEnd"/>
+      <w:r>
+        <w:t>(</w:t>
+      </w:r>
+      <w:proofErr w:type="gramEnd"/>
+      <w:r>
+        <w:t xml:space="preserve">new </w:t>
+      </w:r>
+      <w:proofErr w:type="spellStart"/>
+      <w:r>
+        <w:t>FileOutputStream</w:t>
+      </w:r>
+      <w:proofErr w:type="spellEnd"/>
+      <w:r>
+        <w:t>("</w:t>
+      </w:r>
+      <w:proofErr w:type="spellStart"/>
+      <w:r>
+        <w:t>out.bin</w:t>
+      </w:r>
+      <w:proofErr w:type="spellEnd"/>
+      <w:r>
+        <w:t>")</w:t>
+      </w:r>
+      <w:proofErr w:type="gramStart"/>
+      <w:r>
+        <w:t>);</w:t>
+      </w:r>
+      <w:proofErr w:type="gramEnd"/>
+    </w:p>
     <w:p/>
     <w:p>
       <w:r>
-        <w:t xml:space="preserve">        </w:t>
-      </w:r>
-      <w:proofErr w:type="spellStart"/>
-      <w:r>
-        <w:t>BufferedOutputStream</w:t>
-      </w:r>
-      <w:proofErr w:type="spellEnd"/>
-      <w:r>
-        <w:t xml:space="preserve"> </w:t>
-      </w:r>
-      <w:proofErr w:type="spellStart"/>
-      <w:r>
-        <w:t>bos</w:t>
-      </w:r>
-      <w:proofErr w:type="spellEnd"/>
-      <w:r>
-        <w:t xml:space="preserve"> =</w:t>
-      </w:r>
-    </w:p>
-    <w:p>
-      <w:r>
-        <w:t xml:space="preserve">            new </w:t>
-      </w:r>
-      <w:proofErr w:type="spellStart"/>
-      <w:proofErr w:type="gramStart"/>
-      <w:r>
-        <w:t>BufferedOutputStream</w:t>
-      </w:r>
-      <w:proofErr w:type="spellEnd"/>
+        <w:t xml:space="preserve">        for (int </w:t>
+      </w:r>
+      <w:proofErr w:type="spellStart"/>
+      <w:r>
+        <w:t>i</w:t>
+      </w:r>
+      <w:proofErr w:type="spellEnd"/>
+      <w:r>
+        <w:t xml:space="preserve"> = 0; </w:t>
+      </w:r>
+      <w:proofErr w:type="spellStart"/>
+      <w:r>
+        <w:t>i</w:t>
+      </w:r>
+      <w:proofErr w:type="spellEnd"/>
+      <w:r>
+        <w:t xml:space="preserve"> &lt; 1000; </w:t>
+      </w:r>
+      <w:proofErr w:type="spellStart"/>
+      <w:r>
+        <w:t>i</w:t>
+      </w:r>
+      <w:proofErr w:type="spellEnd"/>
+      <w:r>
+        <w:t>++) {</w:t>
+      </w:r>
+    </w:p>
+    <w:p>
+      <w:r>
+        <w:t xml:space="preserve">            </w:t>
+      </w:r>
+      <w:proofErr w:type="spellStart"/>
+      <w:proofErr w:type="gramStart"/>
+      <w:r>
+        <w:t>bos.write</w:t>
+      </w:r>
+      <w:proofErr w:type="spellEnd"/>
+      <w:proofErr w:type="gramEnd"/>
       <w:r>
         <w:t>(</w:t>
       </w:r>
-      <w:proofErr w:type="gramEnd"/>
-      <w:r>
-        <w:t xml:space="preserve">new </w:t>
-      </w:r>
-      <w:proofErr w:type="spellStart"/>
-      <w:r>
-        <w:t>FileOutputStream</w:t>
-      </w:r>
-      <w:proofErr w:type="spellEnd"/>
-      <w:r>
-        <w:t>("</w:t>
-      </w:r>
-      <w:proofErr w:type="spellStart"/>
-      <w:r>
-        <w:t>out.bin</w:t>
-      </w:r>
-      <w:proofErr w:type="spellEnd"/>
-      <w:r>
-        <w:t>")</w:t>
-      </w:r>
+      <w:proofErr w:type="spellStart"/>
+      <w:r>
+        <w:t>i</w:t>
+      </w:r>
+      <w:proofErr w:type="spellEnd"/>
       <w:proofErr w:type="gramStart"/>
       <w:r>
         <w:t>);</w:t>
       </w:r>
       <w:proofErr w:type="gramEnd"/>
     </w:p>
+    <w:p>
+      <w:r>
+        <w:t xml:space="preserve">        }</w:t>
+      </w:r>
+    </w:p>
     <w:p/>
     <w:p>
       <w:r>
-        <w:t xml:space="preserve">        for (int </w:t>
-      </w:r>
-      <w:proofErr w:type="spellStart"/>
-      <w:r>
-        <w:t>i</w:t>
-      </w:r>
-      <w:proofErr w:type="spellEnd"/>
-      <w:r>
-        <w:t xml:space="preserve"> = 0; </w:t>
-      </w:r>
-      <w:proofErr w:type="spellStart"/>
-      <w:r>
-        <w:t>i</w:t>
-      </w:r>
-      <w:proofErr w:type="spellEnd"/>
-      <w:r>
-        <w:t xml:space="preserve"> &lt; 1000; </w:t>
-      </w:r>
-      <w:proofErr w:type="spellStart"/>
-      <w:r>
-        <w:t>i</w:t>
-      </w:r>
-      <w:proofErr w:type="spellEnd"/>
-      <w:r>
-        <w:t>++) {</w:t>
-      </w:r>
-    </w:p>
-    <w:p>
-      <w:r>
-        <w:t xml:space="preserve">            </w:t>
-      </w:r>
-      <w:proofErr w:type="spellStart"/>
-      <w:proofErr w:type="gramStart"/>
-      <w:r>
-        <w:t>bos.write</w:t>
-      </w:r>
-      <w:proofErr w:type="spellEnd"/>
-      <w:proofErr w:type="gramEnd"/>
-      <w:r>
-        <w:t>(</w:t>
-      </w:r>
-      <w:proofErr w:type="spellStart"/>
-      <w:r>
-        <w:t>i</w:t>
-      </w:r>
-      <w:proofErr w:type="spellEnd"/>
-      <w:proofErr w:type="gramStart"/>
-      <w:r>
-        <w:t>);</w:t>
-      </w:r>
-      <w:proofErr w:type="gramEnd"/>
-    </w:p>
-    <w:p>
-      <w:r>
-        <w:t xml:space="preserve">        }</w:t>
-      </w:r>
-    </w:p>
-    <w:p/>
-    <w:p>
-      <w:r>
+        <w:lastRenderedPageBreak/>
         <w:t xml:space="preserve">        </w:t>
       </w:r>
       <w:proofErr w:type="spellStart"/>
@@ -13650,17 +13813,17 @@
     <w:p/>
     <w:p>
       <w:r>
+        <w:t xml:space="preserve">        String </w:t>
+      </w:r>
+      <w:proofErr w:type="gramStart"/>
+      <w:r>
+        <w:t>line;</w:t>
+      </w:r>
+      <w:proofErr w:type="gramEnd"/>
+    </w:p>
+    <w:p>
+      <w:r>
         <w:lastRenderedPageBreak/>
-        <w:t xml:space="preserve">        String </w:t>
-      </w:r>
-      <w:proofErr w:type="gramStart"/>
-      <w:r>
-        <w:t>line;</w:t>
-      </w:r>
-      <w:proofErr w:type="gramEnd"/>
-    </w:p>
-    <w:p>
-      <w:r>
         <w:t xml:space="preserve">        while ((line = </w:t>
       </w:r>
       <w:proofErr w:type="spellStart"/>
@@ -13995,7 +14158,6 @@
     </w:p>
     <w:p>
       <w:r>
-        <w:lastRenderedPageBreak/>
         <w:t xml:space="preserve">            new </w:t>
       </w:r>
       <w:proofErr w:type="spellStart"/>
@@ -14433,6 +14595,7 @@
     <w:p/>
     <w:p>
       <w:r>
+        <w:lastRenderedPageBreak/>
         <w:t xml:space="preserve">String </w:t>
       </w:r>
       <w:proofErr w:type="gramStart"/>
@@ -14911,7 +15074,6 @@
       </w:pPr>
       <w:proofErr w:type="spellStart"/>
       <w:r>
-        <w:lastRenderedPageBreak/>
         <w:t>BufferedReader</w:t>
       </w:r>
       <w:proofErr w:type="spellEnd"/>
@@ -14924,6 +15086,7 @@
         </w:numPr>
       </w:pPr>
       <w:r>
+        <w:lastRenderedPageBreak/>
         <w:t>Faster</w:t>
       </w:r>
     </w:p>
@@ -15252,7 +15415,6 @@
     </w:p>
     <w:p>
       <w:r>
-        <w:lastRenderedPageBreak/>
         <w:t xml:space="preserve">         new </w:t>
       </w:r>
       <w:proofErr w:type="spellStart"/>
@@ -21454,7 +21616,17 @@
           <w:b/>
           <w:bCs/>
         </w:rPr>
-        <w:t>write/read entire Java objects</w:t>
+        <w:t xml:space="preserve">write/read entire </w:t>
+      </w:r>
+      <w:r>
+        <w:t>Java</w:t>
+      </w:r>
+      <w:r>
+        <w:rPr>
+          <w:b/>
+          <w:bCs/>
+        </w:rPr>
+        <w:t xml:space="preserve"> objects</w:t>
       </w:r>
     </w:p>
     <w:p>
@@ -22054,15 +22226,7 @@
     <w:p/>
     <w:p>
       <w:r>
-        <w:t xml:space="preserve">public class </w:t>
-      </w:r>
-      <w:proofErr w:type="spellStart"/>
-      <w:r>
-        <w:t>SerializeDemo</w:t>
-      </w:r>
-      <w:proofErr w:type="spellEnd"/>
-      <w:r>
-        <w:t xml:space="preserve"> {</w:t>
+        <w:t>public class SerializeDemo {</w:t>
       </w:r>
     </w:p>
     <w:p>
@@ -22669,6 +22833,7 @@
         <w:rPr>
           <w:b/>
           <w:bCs/>
+          <w:highlight w:val="yellow"/>
         </w:rPr>
         <w:t>without constructor</w:t>
       </w:r>
@@ -67310,6 +67475,7 @@
   <w:style w:type="character" w:default="1" w:styleId="DefaultParagraphFont">
     <w:name w:val="Default Paragraph Font"/>
     <w:uiPriority w:val="1"/>
+    <w:semiHidden/>
     <w:unhideWhenUsed/>
   </w:style>
   <w:style w:type="table" w:default="1" w:styleId="TableNormal">
